--- a/docs/Task_B_Recommendation_Team_Ace.docx
+++ b/docs/Task_B_Recommendation_Team_Ace.docx
@@ -2,9 +2,6 @@
 <file path=word/document.xml><?xml version="1.0" encoding="utf-8"?>
 <w:document xmlns:wpc="http://schemas.microsoft.com/office/word/2010/wordprocessingCanvas" xmlns:mo="http://schemas.microsoft.com/office/mac/office/2008/main" xmlns:mc="http://schemas.openxmlformats.org/markup-compatibility/2006" xmlns:mv="urn:schemas-microsoft-com:mac:vml" xmlns:o="urn:schemas-microsoft-com:office:office" xmlns:r="http://schemas.openxmlformats.org/officeDocument/2006/relationships" xmlns:m="http://schemas.openxmlformats.org/officeDocument/2006/math" xmlns:v="urn:schemas-microsoft-com:vml" xmlns:wp14="http://schemas.microsoft.com/office/word/2010/wordprocessingDrawing" xmlns:wp="http://schemas.openxmlformats.org/drawingml/2006/wordprocessingDrawing" xmlns:w10="urn:schemas-microsoft-com:office:word" xmlns:w="http://schemas.openxmlformats.org/wordprocessingml/2006/main" xmlns:w14="http://schemas.microsoft.com/office/word/2010/wordml" xmlns:wpg="http://schemas.microsoft.com/office/word/2010/wordprocessingGroup" xmlns:wpi="http://schemas.microsoft.com/office/word/2010/wordprocessingInk" xmlns:wne="http://schemas.microsoft.com/office/word/2006/wordml" xmlns:wps="http://schemas.microsoft.com/office/word/2010/wordprocessingShape" mc:Ignorable="w14 wp14">
   <w:body>
-    <w:p/>
-    <w:p/>
-    <w:p/>
     <w:p/>
     <w:p/>
     <w:p>
@@ -33,14 +30,45 @@
     </w:p>
     <w:p>
       <w:pPr>
+        <w:spacing w:after="20"/>
         <w:jc w:val="center"/>
       </w:pPr>
       <w:r>
         <w:rPr>
           <w:color w:val="000000"/>
-          <w:sz w:val="22"/>
         </w:rPr>
-        <w:t>Team Ace</w:t>
+        <w:drawing>
+          <wp:inline xmlns:a="http://schemas.openxmlformats.org/drawingml/2006/main" xmlns:pic="http://schemas.openxmlformats.org/drawingml/2006/picture">
+            <wp:extent cx="4983480" cy="2367153"/>
+            <wp:docPr id="1" name="Picture 1"/>
+            <wp:cNvGraphicFramePr>
+              <a:graphicFrameLocks noChangeAspect="1"/>
+            </wp:cNvGraphicFramePr>
+            <a:graphic>
+              <a:graphicData uri="http://schemas.openxmlformats.org/drawingml/2006/picture">
+                <pic:pic>
+                  <pic:nvPicPr>
+                    <pic:cNvPr id="0" name="cover_visual.png"/>
+                    <pic:cNvPicPr/>
+                  </pic:nvPicPr>
+                  <pic:blipFill>
+                    <a:blip r:embed="rId11"/>
+                    <a:stretch>
+                      <a:fillRect/>
+                    </a:stretch>
+                  </pic:blipFill>
+                  <pic:spPr>
+                    <a:xfrm>
+                      <a:off x="0" y="0"/>
+                      <a:ext cx="4983480" cy="2367153"/>
+                    </a:xfrm>
+                    <a:prstGeom prst="rect"/>
+                  </pic:spPr>
+                </pic:pic>
+              </a:graphicData>
+            </a:graphic>
+          </wp:inline>
+        </w:drawing>
       </w:r>
     </w:p>
     <w:p>
@@ -50,45 +78,92 @@
       <w:r>
         <w:rPr>
           <w:color w:val="000000"/>
-          <w:sz w:val="22"/>
+          <w:sz w:val="16"/>
+        </w:rPr>
+      </w:r>
+    </w:p>
+    <w:p>
+      <w:pPr>
+        <w:spacing w:after="20"/>
+        <w:jc w:val="center"/>
+      </w:pPr>
+      <w:r>
+        <w:rPr>
+          <w:b/>
+          <w:color w:val="000000"/>
+          <w:sz w:val="21"/>
+        </w:rPr>
+        <w:t>Standalone Solution Paper</w:t>
+      </w:r>
+    </w:p>
+    <w:p>
+      <w:pPr>
+        <w:spacing w:after="20"/>
+        <w:jc w:val="center"/>
+      </w:pPr>
+      <w:r>
+        <w:rPr>
+          <w:b/>
+          <w:color w:val="000000"/>
+          <w:sz w:val="21"/>
+        </w:rPr>
+        <w:t>Team Ace</w:t>
+      </w:r>
+    </w:p>
+    <w:p>
+      <w:pPr>
+        <w:spacing w:after="20"/>
+        <w:jc w:val="center"/>
+      </w:pPr>
+      <w:r>
+        <w:rPr>
+          <w:b w:val="0"/>
+          <w:color w:val="000000"/>
+          <w:sz w:val="18"/>
         </w:rPr>
         <w:t>Teslim Sadiq | Yasir Oyebo | Abiodun Mark</w:t>
       </w:r>
     </w:p>
     <w:p>
       <w:pPr>
+        <w:spacing w:after="20"/>
         <w:jc w:val="center"/>
       </w:pPr>
       <w:r>
         <w:rPr>
+          <w:b w:val="0"/>
           <w:color w:val="000000"/>
-          <w:sz w:val="22"/>
+          <w:sz w:val="18"/>
         </w:rPr>
         <w:t>Contact: sadiqadetola08@gmail.com</w:t>
       </w:r>
     </w:p>
     <w:p>
       <w:pPr>
+        <w:spacing w:after="20"/>
         <w:jc w:val="center"/>
       </w:pPr>
       <w:r>
         <w:rPr>
+          <w:b w:val="0"/>
           <w:color w:val="000000"/>
-          <w:sz w:val="22"/>
+          <w:sz w:val="18"/>
         </w:rPr>
         <w:t>Data &amp; AI Summit Hackathon 3.0</w:t>
       </w:r>
     </w:p>
     <w:p>
       <w:pPr>
+        <w:spacing w:after="20"/>
         <w:jc w:val="center"/>
       </w:pPr>
       <w:r>
         <w:rPr>
+          <w:b w:val="0"/>
           <w:color w:val="000000"/>
-          <w:sz w:val="22"/>
+          <w:sz w:val="18"/>
         </w:rPr>
-        <w:t>May 2026</w:t>
+        <w:t>DSN x BCT LLM Agent Challenge | May 2026</w:t>
       </w:r>
     </w:p>
     <w:p>
@@ -115,7 +190,15 @@
         <w:rPr>
           <w:color w:val="000000"/>
         </w:rPr>
-        <w:t>Task B asks the system to recommend what a user will choose next, not merely what is globally popular. Team Ace ranks products through a local behavioral engine that combines persona memory, context text, category affinity, preference match, popularity, diversity, and cold-start fallbacks.</w:t>
+        <w:t>Task B asks the agent to predict what a user will choose next. Team Ace solves this with a local recommendation engine that ranks products before any LLM explanation is generated. The ranker uses persona memory, current context, category affinity, preference match, popularity, budget fit, dislike penalties, diversity, and cold-start fallbacks.</w:t>
+      </w:r>
+    </w:p>
+    <w:p>
+      <w:r>
+        <w:rPr>
+          <w:color w:val="000000"/>
+        </w:rPr>
+        <w:t>The system is designed for the hard cases in the rubric: cold-start, cross-domain, contextual relevance, and conversational explanation. Groq improves the natural-language summary after the ranked list is already produced. Yarn Mode can then localize the explanation for Nigerian Pidgin or Nigerian-flavoured English voice output.</w:t>
       </w:r>
     </w:p>
     <w:tbl>
@@ -126,20 +209,20 @@
         <w:tblLook w:firstColumn="1" w:firstRow="1" w:lastColumn="0" w:lastRow="0" w:noHBand="0" w:noVBand="1" w:val="04A0"/>
       </w:tblPr>
       <w:tblGrid>
-        <w:gridCol w:w="3360"/>
-        <w:gridCol w:w="3360"/>
-        <w:gridCol w:w="3360"/>
+        <w:gridCol w:w="3389"/>
+        <w:gridCol w:w="3389"/>
+        <w:gridCol w:w="3389"/>
       </w:tblGrid>
       <w:tr>
         <w:tc>
           <w:tcPr>
-            <w:tcW w:type="dxa" w:w="2160"/>
+            <w:tcW w:type="dxa" w:w="1944"/>
             <w:shd w:fill="E6E6E6"/>
             <w:tcMar>
-              <w:top w:w="70" w:type="dxa"/>
-              <w:start w:w="100" w:type="dxa"/>
-              <w:bottom w:w="70" w:type="dxa"/>
-              <w:end w:w="100" w:type="dxa"/>
+              <w:top w:w="60" w:type="dxa"/>
+              <w:start w:w="95" w:type="dxa"/>
+              <w:bottom w:w="60" w:type="dxa"/>
+              <w:end w:w="95" w:type="dxa"/>
             </w:tcMar>
             <w:vAlign w:val="center"/>
           </w:tcPr>
@@ -149,7 +232,7 @@
                 <w:b/>
                 <w:color w:val="000000"/>
               </w:rPr>
-              <w:t>Input</w:t>
+              <w:t>Requirement</w:t>
             </w:r>
           </w:p>
         </w:tc>
@@ -158,10 +241,10 @@
             <w:tcW w:type="dxa" w:w="4752"/>
             <w:shd w:fill="E6E6E6"/>
             <w:tcMar>
-              <w:top w:w="70" w:type="dxa"/>
-              <w:start w:w="100" w:type="dxa"/>
-              <w:bottom w:w="70" w:type="dxa"/>
-              <w:end w:w="100" w:type="dxa"/>
+              <w:top w:w="60" w:type="dxa"/>
+              <w:start w:w="95" w:type="dxa"/>
+              <w:bottom w:w="60" w:type="dxa"/>
+              <w:end w:w="95" w:type="dxa"/>
             </w:tcMar>
             <w:vAlign w:val="center"/>
           </w:tcPr>
@@ -171,19 +254,19 @@
                 <w:b/>
                 <w:color w:val="000000"/>
               </w:rPr>
-              <w:t>Agent Decision</w:t>
+              <w:t>Team Ace Implementation</w:t>
             </w:r>
           </w:p>
         </w:tc>
         <w:tc>
           <w:tcPr>
-            <w:tcW w:type="dxa" w:w="2448"/>
+            <w:tcW w:type="dxa" w:w="2520"/>
             <w:shd w:fill="E6E6E6"/>
             <w:tcMar>
-              <w:top w:w="70" w:type="dxa"/>
-              <w:start w:w="100" w:type="dxa"/>
-              <w:bottom w:w="70" w:type="dxa"/>
-              <w:end w:w="100" w:type="dxa"/>
+              <w:top w:w="60" w:type="dxa"/>
+              <w:start w:w="95" w:type="dxa"/>
+              <w:bottom w:w="60" w:type="dxa"/>
+              <w:end w:w="95" w:type="dxa"/>
             </w:tcMar>
             <w:vAlign w:val="center"/>
           </w:tcPr>
@@ -193,7 +276,7 @@
                 <w:b/>
                 <w:color w:val="000000"/>
               </w:rPr>
-              <w:t>Output</w:t>
+              <w:t>Judge Evidence</w:t>
             </w:r>
           </w:p>
         </w:tc>
@@ -201,12 +284,12 @@
       <w:tr>
         <w:tc>
           <w:tcPr>
-            <w:tcW w:type="dxa" w:w="2160"/>
+            <w:tcW w:type="dxa" w:w="1944"/>
             <w:tcMar>
-              <w:top w:w="70" w:type="dxa"/>
-              <w:start w:w="100" w:type="dxa"/>
-              <w:bottom w:w="70" w:type="dxa"/>
-              <w:end w:w="100" w:type="dxa"/>
+              <w:top w:w="60" w:type="dxa"/>
+              <w:start w:w="95" w:type="dxa"/>
+              <w:bottom w:w="60" w:type="dxa"/>
+              <w:end w:w="95" w:type="dxa"/>
             </w:tcMar>
             <w:vAlign w:val="center"/>
           </w:tcPr>
@@ -215,7 +298,7 @@
               <w:rPr>
                 <w:color w:val="000000"/>
               </w:rPr>
-              <w:t>User persona</w:t>
+              <w:t>Personalized ranking</w:t>
             </w:r>
           </w:p>
         </w:tc>
@@ -223,10 +306,10 @@
           <w:tcPr>
             <w:tcW w:type="dxa" w:w="4752"/>
             <w:tcMar>
-              <w:top w:w="70" w:type="dxa"/>
-              <w:start w:w="100" w:type="dxa"/>
-              <w:bottom w:w="70" w:type="dxa"/>
-              <w:end w:w="100" w:type="dxa"/>
+              <w:top w:w="60" w:type="dxa"/>
+              <w:start w:w="95" w:type="dxa"/>
+              <w:bottom w:w="60" w:type="dxa"/>
+              <w:end w:w="95" w:type="dxa"/>
             </w:tcMar>
             <w:vAlign w:val="center"/>
           </w:tcPr>
@@ -235,18 +318,18 @@
               <w:rPr>
                 <w:color w:val="000000"/>
               </w:rPr>
-              <w:t>Extract budget, interests, category affinity, likes, dislikes, and local context</w:t>
+              <w:t>Scores candidate products with persona and context features</w:t>
             </w:r>
           </w:p>
         </w:tc>
         <w:tc>
           <w:tcPr>
-            <w:tcW w:type="dxa" w:w="2448"/>
+            <w:tcW w:type="dxa" w:w="2520"/>
             <w:tcMar>
-              <w:top w:w="70" w:type="dxa"/>
-              <w:start w:w="100" w:type="dxa"/>
-              <w:bottom w:w="70" w:type="dxa"/>
-              <w:end w:w="100" w:type="dxa"/>
+              <w:top w:w="60" w:type="dxa"/>
+              <w:start w:w="95" w:type="dxa"/>
+              <w:bottom w:w="60" w:type="dxa"/>
+              <w:end w:w="95" w:type="dxa"/>
             </w:tcMar>
             <w:vAlign w:val="center"/>
           </w:tcPr>
@@ -255,7 +338,7 @@
               <w:rPr>
                 <w:color w:val="000000"/>
               </w:rPr>
-              <w:t>Personalized demand signal</w:t>
+              <w:t>ranked items, scores, reasons</w:t>
             </w:r>
           </w:p>
         </w:tc>
@@ -263,12 +346,12 @@
       <w:tr>
         <w:tc>
           <w:tcPr>
-            <w:tcW w:type="dxa" w:w="2160"/>
+            <w:tcW w:type="dxa" w:w="1944"/>
             <w:tcMar>
-              <w:top w:w="70" w:type="dxa"/>
-              <w:start w:w="100" w:type="dxa"/>
-              <w:bottom w:w="70" w:type="dxa"/>
-              <w:end w:w="100" w:type="dxa"/>
+              <w:top w:w="60" w:type="dxa"/>
+              <w:start w:w="95" w:type="dxa"/>
+              <w:bottom w:w="60" w:type="dxa"/>
+              <w:end w:w="95" w:type="dxa"/>
             </w:tcMar>
             <w:vAlign w:val="center"/>
           </w:tcPr>
@@ -277,7 +360,7 @@
               <w:rPr>
                 <w:color w:val="000000"/>
               </w:rPr>
-              <w:t>Current context</w:t>
+              <w:t>Cold-start</w:t>
             </w:r>
           </w:p>
         </w:tc>
@@ -285,10 +368,10 @@
           <w:tcPr>
             <w:tcW w:type="dxa" w:w="4752"/>
             <w:tcMar>
-              <w:top w:w="70" w:type="dxa"/>
-              <w:start w:w="100" w:type="dxa"/>
-              <w:bottom w:w="70" w:type="dxa"/>
-              <w:end w:w="100" w:type="dxa"/>
+              <w:top w:w="60" w:type="dxa"/>
+              <w:start w:w="95" w:type="dxa"/>
+              <w:bottom w:w="60" w:type="dxa"/>
+              <w:end w:w="95" w:type="dxa"/>
             </w:tcMar>
             <w:vAlign w:val="center"/>
           </w:tcPr>
@@ -297,18 +380,18 @@
               <w:rPr>
                 <w:color w:val="000000"/>
               </w:rPr>
-              <w:t>Match the user's immediate need against product metadata and category priors</w:t>
+              <w:t>Uses stated preferences, budget, category priors, and popularity when history is sparse</w:t>
             </w:r>
           </w:p>
         </w:tc>
         <w:tc>
           <w:tcPr>
-            <w:tcW w:type="dxa" w:w="2448"/>
+            <w:tcW w:type="dxa" w:w="2520"/>
             <w:tcMar>
-              <w:top w:w="70" w:type="dxa"/>
-              <w:start w:w="100" w:type="dxa"/>
-              <w:bottom w:w="70" w:type="dxa"/>
-              <w:end w:w="100" w:type="dxa"/>
+              <w:top w:w="60" w:type="dxa"/>
+              <w:start w:w="95" w:type="dxa"/>
+              <w:bottom w:w="60" w:type="dxa"/>
+              <w:end w:w="95" w:type="dxa"/>
             </w:tcMar>
             <w:vAlign w:val="center"/>
           </w:tcPr>
@@ -317,7 +400,7 @@
               <w:rPr>
                 <w:color w:val="000000"/>
               </w:rPr>
-              <w:t>Context-aware ranking</w:t>
+              <w:t>demo personas and top_k output</w:t>
             </w:r>
           </w:p>
         </w:tc>
@@ -325,12 +408,12 @@
       <w:tr>
         <w:tc>
           <w:tcPr>
-            <w:tcW w:type="dxa" w:w="2160"/>
+            <w:tcW w:type="dxa" w:w="1944"/>
             <w:tcMar>
-              <w:top w:w="70" w:type="dxa"/>
-              <w:start w:w="100" w:type="dxa"/>
-              <w:bottom w:w="70" w:type="dxa"/>
-              <w:end w:w="100" w:type="dxa"/>
+              <w:top w:w="60" w:type="dxa"/>
+              <w:start w:w="95" w:type="dxa"/>
+              <w:bottom w:w="60" w:type="dxa"/>
+              <w:end w:w="95" w:type="dxa"/>
             </w:tcMar>
             <w:vAlign w:val="center"/>
           </w:tcPr>
@@ -339,7 +422,7 @@
               <w:rPr>
                 <w:color w:val="000000"/>
               </w:rPr>
-              <w:t>Catalog candidates</w:t>
+              <w:t>Cross-domain</w:t>
             </w:r>
           </w:p>
         </w:tc>
@@ -347,10 +430,10 @@
           <w:tcPr>
             <w:tcW w:type="dxa" w:w="4752"/>
             <w:tcMar>
-              <w:top w:w="70" w:type="dxa"/>
-              <w:start w:w="100" w:type="dxa"/>
-              <w:bottom w:w="70" w:type="dxa"/>
-              <w:end w:w="100" w:type="dxa"/>
+              <w:top w:w="60" w:type="dxa"/>
+              <w:start w:w="95" w:type="dxa"/>
+              <w:bottom w:w="60" w:type="dxa"/>
+              <w:end w:w="95" w:type="dxa"/>
             </w:tcMar>
             <w:vAlign w:val="center"/>
           </w:tcPr>
@@ -359,18 +442,18 @@
               <w:rPr>
                 <w:color w:val="000000"/>
               </w:rPr>
-              <w:t>Score, diversify, and explain top items</w:t>
+              <w:t>Ranks across beauty, grocery, movies, and games</w:t>
             </w:r>
           </w:p>
         </w:tc>
         <w:tc>
           <w:tcPr>
-            <w:tcW w:type="dxa" w:w="2448"/>
+            <w:tcW w:type="dxa" w:w="2520"/>
             <w:tcMar>
-              <w:top w:w="70" w:type="dxa"/>
-              <w:start w:w="100" w:type="dxa"/>
-              <w:bottom w:w="70" w:type="dxa"/>
-              <w:end w:w="100" w:type="dxa"/>
+              <w:top w:w="60" w:type="dxa"/>
+              <w:start w:w="95" w:type="dxa"/>
+              <w:bottom w:w="60" w:type="dxa"/>
+              <w:end w:w="95" w:type="dxa"/>
             </w:tcMar>
             <w:vAlign w:val="center"/>
           </w:tcPr>
@@ -379,7 +462,69 @@
               <w:rPr>
                 <w:color w:val="000000"/>
               </w:rPr>
-              <w:t>Ranked recommendations</w:t>
+              <w:t>include_categories and catalog candidates</w:t>
+            </w:r>
+          </w:p>
+        </w:tc>
+      </w:tr>
+      <w:tr>
+        <w:tc>
+          <w:tcPr>
+            <w:tcW w:type="dxa" w:w="1944"/>
+            <w:tcMar>
+              <w:top w:w="60" w:type="dxa"/>
+              <w:start w:w="95" w:type="dxa"/>
+              <w:bottom w:w="60" w:type="dxa"/>
+              <w:end w:w="95" w:type="dxa"/>
+            </w:tcMar>
+            <w:vAlign w:val="center"/>
+          </w:tcPr>
+          <w:p>
+            <w:r>
+              <w:rPr>
+                <w:color w:val="000000"/>
+              </w:rPr>
+              <w:t>Reproducibility</w:t>
+            </w:r>
+          </w:p>
+        </w:tc>
+        <w:tc>
+          <w:tcPr>
+            <w:tcW w:type="dxa" w:w="4752"/>
+            <w:tcMar>
+              <w:top w:w="60" w:type="dxa"/>
+              <w:start w:w="95" w:type="dxa"/>
+              <w:bottom w:w="60" w:type="dxa"/>
+              <w:end w:w="95" w:type="dxa"/>
+            </w:tcMar>
+            <w:vAlign w:val="center"/>
+          </w:tcPr>
+          <w:p>
+            <w:r>
+              <w:rPr>
+                <w:color w:val="000000"/>
+              </w:rPr>
+              <w:t>Local ranking plus deterministic fallback explanations</w:t>
+            </w:r>
+          </w:p>
+        </w:tc>
+        <w:tc>
+          <w:tcPr>
+            <w:tcW w:type="dxa" w:w="2520"/>
+            <w:tcMar>
+              <w:top w:w="60" w:type="dxa"/>
+              <w:start w:w="95" w:type="dxa"/>
+              <w:bottom w:w="60" w:type="dxa"/>
+              <w:end w:w="95" w:type="dxa"/>
+            </w:tcMar>
+            <w:vAlign w:val="center"/>
+          </w:tcPr>
+          <w:p>
+            <w:r>
+              <w:rPr>
+                <w:color w:val="000000"/>
+              </w:rPr>
+              <w:t>app.task_b_main:app</w:t>
             </w:r>
           </w:p>
         </w:tc>
@@ -387,61 +532,13 @@
     </w:tbl>
     <w:p>
       <w:pPr>
-        <w:pStyle w:val="Heading2"/>
+        <w:pStyle w:val="Heading1"/>
       </w:pPr>
       <w:r>
         <w:rPr>
           <w:color w:val="000000"/>
         </w:rPr>
-        <w:t>Why This Is Different</w:t>
-      </w:r>
-    </w:p>
-    <w:p>
-      <w:pPr>
-        <w:pStyle w:val="ListBullet"/>
-        <w:spacing w:after="50"/>
-      </w:pPr>
-      <w:r>
-        <w:rPr>
-          <w:color w:val="000000"/>
-        </w:rPr>
-        <w:t>The ranker works across grocery, movies, games, and beauty rather than one narrow domain.</w:t>
-      </w:r>
-    </w:p>
-    <w:p>
-      <w:pPr>
-        <w:pStyle w:val="ListBullet"/>
-        <w:spacing w:after="50"/>
-      </w:pPr>
-      <w:r>
-        <w:rPr>
-          <w:color w:val="000000"/>
-        </w:rPr>
-        <w:t>Cold-start personas still receive useful rankings from explicit context and category priors.</w:t>
-      </w:r>
-    </w:p>
-    <w:p>
-      <w:pPr>
-        <w:pStyle w:val="ListBullet"/>
-        <w:spacing w:after="50"/>
-      </w:pPr>
-      <w:r>
-        <w:rPr>
-          <w:color w:val="000000"/>
-        </w:rPr>
-        <w:t>Groq explains the ranked list after local scoring, preserving reproducibility.</w:t>
-      </w:r>
-    </w:p>
-    <w:p>
-      <w:pPr>
-        <w:pStyle w:val="ListBullet"/>
-        <w:spacing w:after="50"/>
-      </w:pPr>
-      <w:r>
-        <w:rPr>
-          <w:color w:val="000000"/>
-        </w:rPr>
-        <w:t>Nigerian context shapes reasons without caricature: budget, family use, routines, weather, and voice.</w:t>
+        <w:t>1. Problem and Opportunity</w:t>
       </w:r>
     </w:p>
     <w:p>
@@ -449,7 +546,15 @@
         <w:rPr>
           <w:color w:val="000000"/>
         </w:rPr>
-        <w:br w:type="page"/>
+        <w:t>A recommendation system should do more than repeat popular items. Real users move across domains in the same week: food for school, a film for the weekend, a game for friends, or a beauty product for weather and routine. Nigerian context makes this more interesting because budget, transport, family use, local media taste, and language can all change what feels like a good recommendation.</w:t>
+      </w:r>
+    </w:p>
+    <w:p>
+      <w:r>
+        <w:rPr>
+          <w:color w:val="000000"/>
+        </w:rPr>
+        <w:t>Pure collaborative filtering struggles when the user is new or the context changes. Pure LLM recommendation can sound persuasive but may not produce stable rankings. Team Ace combines interpretable ranking with controlled LLM explanation.</w:t>
       </w:r>
     </w:p>
     <w:p>
@@ -460,15 +565,7 @@
         <w:rPr>
           <w:color w:val="000000"/>
         </w:rPr>
-        <w:t>Ranking Model and Experiments</w:t>
-      </w:r>
-    </w:p>
-    <w:p>
-      <w:r>
-        <w:rPr>
-          <w:color w:val="000000"/>
-        </w:rPr>
-        <w:t>The recommender uses candidate generation from the product catalog, then scores each item with popularity, rating volume, category affinity, explicit preference match, context text match, dislike penalties, budget fit, and diversity. This produces a ranked list that is explainable and stable without relying on an opaque LLM score.</w:t>
+        <w:t>2. Why Team Ace Is Different</w:t>
       </w:r>
     </w:p>
     <w:tbl>
@@ -479,19 +576,21 @@
         <w:tblLook w:firstColumn="1" w:firstRow="1" w:lastColumn="0" w:lastRow="0" w:noHBand="0" w:noVBand="1" w:val="04A0"/>
       </w:tblPr>
       <w:tblGrid>
-        <w:gridCol w:w="5040"/>
-        <w:gridCol w:w="5040"/>
+        <w:gridCol w:w="2541"/>
+        <w:gridCol w:w="2541"/>
+        <w:gridCol w:w="2541"/>
+        <w:gridCol w:w="2541"/>
       </w:tblGrid>
       <w:tr>
         <w:tc>
           <w:tcPr>
-            <w:tcW w:type="dxa" w:w="3024"/>
+            <w:tcW w:type="dxa" w:w="1584"/>
             <w:shd w:fill="E6E6E6"/>
             <w:tcMar>
-              <w:top w:w="70" w:type="dxa"/>
-              <w:start w:w="100" w:type="dxa"/>
-              <w:bottom w:w="70" w:type="dxa"/>
-              <w:end w:w="100" w:type="dxa"/>
+              <w:top w:w="60" w:type="dxa"/>
+              <w:start w:w="95" w:type="dxa"/>
+              <w:bottom w:w="60" w:type="dxa"/>
+              <w:end w:w="95" w:type="dxa"/>
             </w:tcMar>
             <w:vAlign w:val="center"/>
           </w:tcPr>
@@ -501,19 +600,19 @@
                 <w:b/>
                 <w:color w:val="000000"/>
               </w:rPr>
-              <w:t>Experiment</w:t>
+              <w:t>Aspect</w:t>
             </w:r>
           </w:p>
         </w:tc>
         <w:tc>
           <w:tcPr>
-            <w:tcW w:type="dxa" w:w="6336"/>
+            <w:tcW w:type="dxa" w:w="2376"/>
             <w:shd w:fill="E6E6E6"/>
             <w:tcMar>
-              <w:top w:w="70" w:type="dxa"/>
-              <w:start w:w="100" w:type="dxa"/>
-              <w:bottom w:w="70" w:type="dxa"/>
-              <w:end w:w="100" w:type="dxa"/>
+              <w:top w:w="60" w:type="dxa"/>
+              <w:start w:w="95" w:type="dxa"/>
+              <w:bottom w:w="60" w:type="dxa"/>
+              <w:end w:w="95" w:type="dxa"/>
             </w:tcMar>
             <w:vAlign w:val="center"/>
           </w:tcPr>
@@ -523,214 +622,19 @@
                 <w:b/>
                 <w:color w:val="000000"/>
               </w:rPr>
-              <w:t>Purpose</w:t>
-            </w:r>
-          </w:p>
-        </w:tc>
-      </w:tr>
-      <w:tr>
-        <w:tc>
-          <w:tcPr>
-            <w:tcW w:type="dxa" w:w="3024"/>
-            <w:tcMar>
-              <w:top w:w="70" w:type="dxa"/>
-              <w:start w:w="100" w:type="dxa"/>
-              <w:bottom w:w="70" w:type="dxa"/>
-              <w:end w:w="100" w:type="dxa"/>
-            </w:tcMar>
-            <w:vAlign w:val="center"/>
-          </w:tcPr>
-          <w:p>
-            <w:r>
-              <w:rPr>
-                <w:color w:val="000000"/>
-              </w:rPr>
-              <w:t>Popularity-only baseline</w:t>
+              <w:t>Typical Approach</w:t>
             </w:r>
           </w:p>
         </w:tc>
         <w:tc>
           <w:tcPr>
-            <w:tcW w:type="dxa" w:w="6336"/>
-            <w:tcMar>
-              <w:top w:w="70" w:type="dxa"/>
-              <w:start w:w="100" w:type="dxa"/>
-              <w:bottom w:w="70" w:type="dxa"/>
-              <w:end w:w="100" w:type="dxa"/>
-            </w:tcMar>
-            <w:vAlign w:val="center"/>
-          </w:tcPr>
-          <w:p>
-            <w:r>
-              <w:rPr>
-                <w:color w:val="000000"/>
-              </w:rPr>
-              <w:t>Tests whether personalization improves over generic ranking.</w:t>
-            </w:r>
-          </w:p>
-        </w:tc>
-      </w:tr>
-      <w:tr>
-        <w:tc>
-          <w:tcPr>
-            <w:tcW w:type="dxa" w:w="3024"/>
-            <w:tcMar>
-              <w:top w:w="70" w:type="dxa"/>
-              <w:start w:w="100" w:type="dxa"/>
-              <w:bottom w:w="70" w:type="dxa"/>
-              <w:end w:w="100" w:type="dxa"/>
-            </w:tcMar>
-            <w:vAlign w:val="center"/>
-          </w:tcPr>
-          <w:p>
-            <w:r>
-              <w:rPr>
-                <w:color w:val="000000"/>
-              </w:rPr>
-              <w:t>Cold-start personas</w:t>
-            </w:r>
-          </w:p>
-        </w:tc>
-        <w:tc>
-          <w:tcPr>
-            <w:tcW w:type="dxa" w:w="6336"/>
-            <w:tcMar>
-              <w:top w:w="70" w:type="dxa"/>
-              <w:start w:w="100" w:type="dxa"/>
-              <w:bottom w:w="70" w:type="dxa"/>
-              <w:end w:w="100" w:type="dxa"/>
-            </w:tcMar>
-            <w:vAlign w:val="center"/>
-          </w:tcPr>
-          <w:p>
-            <w:r>
-              <w:rPr>
-                <w:color w:val="000000"/>
-              </w:rPr>
-              <w:t>Validates recommendations when little or no history exists.</w:t>
-            </w:r>
-          </w:p>
-        </w:tc>
-      </w:tr>
-      <w:tr>
-        <w:tc>
-          <w:tcPr>
-            <w:tcW w:type="dxa" w:w="3024"/>
-            <w:tcMar>
-              <w:top w:w="70" w:type="dxa"/>
-              <w:start w:w="100" w:type="dxa"/>
-              <w:bottom w:w="70" w:type="dxa"/>
-              <w:end w:w="100" w:type="dxa"/>
-            </w:tcMar>
-            <w:vAlign w:val="center"/>
-          </w:tcPr>
-          <w:p>
-            <w:r>
-              <w:rPr>
-                <w:color w:val="000000"/>
-              </w:rPr>
-              <w:t>Cross-domain ranking</w:t>
-            </w:r>
-          </w:p>
-        </w:tc>
-        <w:tc>
-          <w:tcPr>
-            <w:tcW w:type="dxa" w:w="6336"/>
-            <w:tcMar>
-              <w:top w:w="70" w:type="dxa"/>
-              <w:start w:w="100" w:type="dxa"/>
-              <w:bottom w:w="70" w:type="dxa"/>
-              <w:end w:w="100" w:type="dxa"/>
-            </w:tcMar>
-            <w:vAlign w:val="center"/>
-          </w:tcPr>
-          <w:p>
-            <w:r>
-              <w:rPr>
-                <w:color w:val="000000"/>
-              </w:rPr>
-              <w:t>Checks whether one persona can receive useful items across categories.</w:t>
-            </w:r>
-          </w:p>
-        </w:tc>
-      </w:tr>
-      <w:tr>
-        <w:tc>
-          <w:tcPr>
-            <w:tcW w:type="dxa" w:w="3024"/>
-            <w:tcMar>
-              <w:top w:w="70" w:type="dxa"/>
-              <w:start w:w="100" w:type="dxa"/>
-              <w:bottom w:w="70" w:type="dxa"/>
-              <w:end w:w="100" w:type="dxa"/>
-            </w:tcMar>
-            <w:vAlign w:val="center"/>
-          </w:tcPr>
-          <w:p>
-            <w:r>
-              <w:rPr>
-                <w:color w:val="000000"/>
-              </w:rPr>
-              <w:t>No Groq fallback</w:t>
-            </w:r>
-          </w:p>
-        </w:tc>
-        <w:tc>
-          <w:tcPr>
-            <w:tcW w:type="dxa" w:w="6336"/>
-            <w:tcMar>
-              <w:top w:w="70" w:type="dxa"/>
-              <w:start w:w="100" w:type="dxa"/>
-              <w:bottom w:w="70" w:type="dxa"/>
-              <w:end w:w="100" w:type="dxa"/>
-            </w:tcMar>
-            <w:vAlign w:val="center"/>
-          </w:tcPr>
-          <w:p>
-            <w:r>
-              <w:rPr>
-                <w:color w:val="000000"/>
-              </w:rPr>
-              <w:t>Confirms the core ranking still works without hosted generation.</w:t>
-            </w:r>
-          </w:p>
-        </w:tc>
-      </w:tr>
-    </w:tbl>
-    <w:p>
-      <w:pPr>
-        <w:pStyle w:val="Heading2"/>
-      </w:pPr>
-      <w:r>
-        <w:rPr>
-          <w:color w:val="000000"/>
-        </w:rPr>
-        <w:t>Evaluation</w:t>
-      </w:r>
-    </w:p>
-    <w:tbl>
-      <w:tblPr>
-        <w:tblStyle w:val="TableGrid"/>
-        <w:tblW w:type="auto" w:w="0"/>
-        <w:jc w:val="left"/>
-        <w:tblLook w:firstColumn="1" w:firstRow="1" w:lastColumn="0" w:lastRow="0" w:noHBand="0" w:noVBand="1" w:val="04A0"/>
-      </w:tblPr>
-      <w:tblGrid>
-        <w:gridCol w:w="2520"/>
-        <w:gridCol w:w="2520"/>
-        <w:gridCol w:w="2520"/>
-        <w:gridCol w:w="2520"/>
-      </w:tblGrid>
-      <w:tr>
-        <w:tc>
-          <w:tcPr>
-            <w:tcW w:type="dxa" w:w="1872"/>
+            <w:tcW w:type="dxa" w:w="3384"/>
             <w:shd w:fill="E6E6E6"/>
             <w:tcMar>
-              <w:top w:w="70" w:type="dxa"/>
-              <w:start w:w="100" w:type="dxa"/>
-              <w:bottom w:w="70" w:type="dxa"/>
-              <w:end w:w="100" w:type="dxa"/>
+              <w:top w:w="60" w:type="dxa"/>
+              <w:start w:w="95" w:type="dxa"/>
+              <w:bottom w:w="60" w:type="dxa"/>
+              <w:end w:w="95" w:type="dxa"/>
             </w:tcMar>
             <w:vAlign w:val="center"/>
           </w:tcPr>
@@ -740,19 +644,19 @@
                 <w:b/>
                 <w:color w:val="000000"/>
               </w:rPr>
-              <w:t>Metric</w:t>
+              <w:t>Team Ace Approach</w:t>
             </w:r>
           </w:p>
         </w:tc>
         <w:tc>
           <w:tcPr>
-            <w:tcW w:type="dxa" w:w="1872"/>
+            <w:tcW w:type="dxa" w:w="2015"/>
             <w:shd w:fill="E6E6E6"/>
             <w:tcMar>
-              <w:top w:w="70" w:type="dxa"/>
-              <w:start w:w="100" w:type="dxa"/>
-              <w:bottom w:w="70" w:type="dxa"/>
-              <w:end w:w="100" w:type="dxa"/>
+              <w:top w:w="60" w:type="dxa"/>
+              <w:start w:w="95" w:type="dxa"/>
+              <w:bottom w:w="60" w:type="dxa"/>
+              <w:end w:w="95" w:type="dxa"/>
             </w:tcMar>
             <w:vAlign w:val="center"/>
           </w:tcPr>
@@ -762,51 +666,7 @@
                 <w:b/>
                 <w:color w:val="000000"/>
               </w:rPr>
-              <w:t>Team Ace</w:t>
-            </w:r>
-          </w:p>
-        </w:tc>
-        <w:tc>
-          <w:tcPr>
-            <w:tcW w:type="dxa" w:w="1872"/>
-            <w:shd w:fill="E6E6E6"/>
-            <w:tcMar>
-              <w:top w:w="70" w:type="dxa"/>
-              <w:start w:w="100" w:type="dxa"/>
-              <w:bottom w:w="70" w:type="dxa"/>
-              <w:end w:w="100" w:type="dxa"/>
-            </w:tcMar>
-            <w:vAlign w:val="center"/>
-          </w:tcPr>
-          <w:p>
-            <w:r>
-              <w:rPr>
-                <w:b/>
-                <w:color w:val="000000"/>
-              </w:rPr>
-              <w:t>Baseline</w:t>
-            </w:r>
-          </w:p>
-        </w:tc>
-        <w:tc>
-          <w:tcPr>
-            <w:tcW w:type="dxa" w:w="3744"/>
-            <w:shd w:fill="E6E6E6"/>
-            <w:tcMar>
-              <w:top w:w="70" w:type="dxa"/>
-              <w:start w:w="100" w:type="dxa"/>
-              <w:bottom w:w="70" w:type="dxa"/>
-              <w:end w:w="100" w:type="dxa"/>
-            </w:tcMar>
-            <w:vAlign w:val="center"/>
-          </w:tcPr>
-          <w:p>
-            <w:r>
-              <w:rPr>
-                <w:b/>
-                <w:color w:val="000000"/>
-              </w:rPr>
-              <w:t>Interpretation</w:t>
+              <w:t>Advantage</w:t>
             </w:r>
           </w:p>
         </w:tc>
@@ -814,12 +674,12 @@
       <w:tr>
         <w:tc>
           <w:tcPr>
-            <w:tcW w:type="dxa" w:w="1872"/>
+            <w:tcW w:type="dxa" w:w="1584"/>
             <w:tcMar>
-              <w:top w:w="70" w:type="dxa"/>
-              <w:start w:w="100" w:type="dxa"/>
-              <w:bottom w:w="70" w:type="dxa"/>
-              <w:end w:w="100" w:type="dxa"/>
+              <w:top w:w="60" w:type="dxa"/>
+              <w:start w:w="95" w:type="dxa"/>
+              <w:bottom w:w="60" w:type="dxa"/>
+              <w:end w:w="95" w:type="dxa"/>
             </w:tcMar>
             <w:vAlign w:val="center"/>
           </w:tcPr>
@@ -828,18 +688,18 @@
               <w:rPr>
                 <w:color w:val="000000"/>
               </w:rPr>
-              <w:t>NDCG@10</w:t>
+              <w:t>Ranking</w:t>
             </w:r>
           </w:p>
         </w:tc>
         <w:tc>
           <w:tcPr>
-            <w:tcW w:type="dxa" w:w="1872"/>
+            <w:tcW w:type="dxa" w:w="2376"/>
             <w:tcMar>
-              <w:top w:w="70" w:type="dxa"/>
-              <w:start w:w="100" w:type="dxa"/>
-              <w:bottom w:w="70" w:type="dxa"/>
-              <w:end w:w="100" w:type="dxa"/>
+              <w:top w:w="60" w:type="dxa"/>
+              <w:start w:w="95" w:type="dxa"/>
+              <w:bottom w:w="60" w:type="dxa"/>
+              <w:end w:w="95" w:type="dxa"/>
             </w:tcMar>
             <w:vAlign w:val="center"/>
           </w:tcPr>
@@ -848,18 +708,18 @@
               <w:rPr>
                 <w:color w:val="000000"/>
               </w:rPr>
-              <w:t>0.0481</w:t>
+              <w:t>Popularity or opaque LLM output</w:t>
             </w:r>
           </w:p>
         </w:tc>
         <w:tc>
           <w:tcPr>
-            <w:tcW w:type="dxa" w:w="1872"/>
+            <w:tcW w:type="dxa" w:w="3384"/>
             <w:tcMar>
-              <w:top w:w="70" w:type="dxa"/>
-              <w:start w:w="100" w:type="dxa"/>
-              <w:bottom w:w="70" w:type="dxa"/>
-              <w:end w:w="100" w:type="dxa"/>
+              <w:top w:w="60" w:type="dxa"/>
+              <w:start w:w="95" w:type="dxa"/>
+              <w:bottom w:w="60" w:type="dxa"/>
+              <w:end w:w="95" w:type="dxa"/>
             </w:tcMar>
             <w:vAlign w:val="center"/>
           </w:tcPr>
@@ -868,18 +728,18 @@
               <w:rPr>
                 <w:color w:val="000000"/>
               </w:rPr>
-              <w:t>0.0194</w:t>
+              <w:t>Local scoring before explanation</w:t>
             </w:r>
           </w:p>
         </w:tc>
         <w:tc>
           <w:tcPr>
-            <w:tcW w:type="dxa" w:w="3744"/>
+            <w:tcW w:type="dxa" w:w="2015"/>
             <w:tcMar>
-              <w:top w:w="70" w:type="dxa"/>
-              <w:start w:w="100" w:type="dxa"/>
-              <w:bottom w:w="70" w:type="dxa"/>
-              <w:end w:w="100" w:type="dxa"/>
+              <w:top w:w="60" w:type="dxa"/>
+              <w:start w:w="95" w:type="dxa"/>
+              <w:bottom w:w="60" w:type="dxa"/>
+              <w:end w:w="95" w:type="dxa"/>
             </w:tcMar>
             <w:vAlign w:val="center"/>
           </w:tcPr>
@@ -888,7 +748,7 @@
               <w:rPr>
                 <w:color w:val="000000"/>
               </w:rPr>
-              <w:t>Personalized rankings place held-out choices higher.</w:t>
+              <w:t>Auditable recommendation order</w:t>
             </w:r>
           </w:p>
         </w:tc>
@@ -896,12 +756,12 @@
       <w:tr>
         <w:tc>
           <w:tcPr>
-            <w:tcW w:type="dxa" w:w="1872"/>
+            <w:tcW w:type="dxa" w:w="1584"/>
             <w:tcMar>
-              <w:top w:w="70" w:type="dxa"/>
-              <w:start w:w="100" w:type="dxa"/>
-              <w:bottom w:w="70" w:type="dxa"/>
-              <w:end w:w="100" w:type="dxa"/>
+              <w:top w:w="60" w:type="dxa"/>
+              <w:start w:w="95" w:type="dxa"/>
+              <w:bottom w:w="60" w:type="dxa"/>
+              <w:end w:w="95" w:type="dxa"/>
             </w:tcMar>
             <w:vAlign w:val="center"/>
           </w:tcPr>
@@ -910,18 +770,18 @@
               <w:rPr>
                 <w:color w:val="000000"/>
               </w:rPr>
-              <w:t>Hit Rate@10</w:t>
+              <w:t>Cold-start</w:t>
             </w:r>
           </w:p>
         </w:tc>
         <w:tc>
           <w:tcPr>
-            <w:tcW w:type="dxa" w:w="1872"/>
+            <w:tcW w:type="dxa" w:w="2376"/>
             <w:tcMar>
-              <w:top w:w="70" w:type="dxa"/>
-              <w:start w:w="100" w:type="dxa"/>
-              <w:bottom w:w="70" w:type="dxa"/>
-              <w:end w:w="100" w:type="dxa"/>
+              <w:top w:w="60" w:type="dxa"/>
+              <w:start w:w="95" w:type="dxa"/>
+              <w:bottom w:w="60" w:type="dxa"/>
+              <w:end w:w="95" w:type="dxa"/>
             </w:tcMar>
             <w:vAlign w:val="center"/>
           </w:tcPr>
@@ -930,18 +790,18 @@
               <w:rPr>
                 <w:color w:val="000000"/>
               </w:rPr>
-              <w:t>0.1163</w:t>
+              <w:t>Weak without history</w:t>
             </w:r>
           </w:p>
         </w:tc>
         <w:tc>
           <w:tcPr>
-            <w:tcW w:type="dxa" w:w="1872"/>
+            <w:tcW w:type="dxa" w:w="3384"/>
             <w:tcMar>
-              <w:top w:w="70" w:type="dxa"/>
-              <w:start w:w="100" w:type="dxa"/>
-              <w:bottom w:w="70" w:type="dxa"/>
-              <w:end w:w="100" w:type="dxa"/>
+              <w:top w:w="60" w:type="dxa"/>
+              <w:start w:w="95" w:type="dxa"/>
+              <w:bottom w:w="60" w:type="dxa"/>
+              <w:end w:w="95" w:type="dxa"/>
             </w:tcMar>
             <w:vAlign w:val="center"/>
           </w:tcPr>
@@ -950,18 +810,18 @@
               <w:rPr>
                 <w:color w:val="000000"/>
               </w:rPr>
-              <w:t>0.0349</w:t>
+              <w:t>Uses persona fields and context text</w:t>
             </w:r>
           </w:p>
         </w:tc>
         <w:tc>
           <w:tcPr>
-            <w:tcW w:type="dxa" w:w="3744"/>
+            <w:tcW w:type="dxa" w:w="2015"/>
             <w:tcMar>
-              <w:top w:w="70" w:type="dxa"/>
-              <w:start w:w="100" w:type="dxa"/>
-              <w:bottom w:w="70" w:type="dxa"/>
-              <w:end w:w="100" w:type="dxa"/>
+              <w:top w:w="60" w:type="dxa"/>
+              <w:start w:w="95" w:type="dxa"/>
+              <w:bottom w:w="60" w:type="dxa"/>
+              <w:end w:w="95" w:type="dxa"/>
             </w:tcMar>
             <w:vAlign w:val="center"/>
           </w:tcPr>
@@ -970,7 +830,171 @@
               <w:rPr>
                 <w:color w:val="000000"/>
               </w:rPr>
-              <w:t>More held-out items appear in the top 10.</w:t>
+              <w:t>Useful from first interaction</w:t>
+            </w:r>
+          </w:p>
+        </w:tc>
+      </w:tr>
+      <w:tr>
+        <w:tc>
+          <w:tcPr>
+            <w:tcW w:type="dxa" w:w="1584"/>
+            <w:tcMar>
+              <w:top w:w="60" w:type="dxa"/>
+              <w:start w:w="95" w:type="dxa"/>
+              <w:bottom w:w="60" w:type="dxa"/>
+              <w:end w:w="95" w:type="dxa"/>
+            </w:tcMar>
+            <w:vAlign w:val="center"/>
+          </w:tcPr>
+          <w:p>
+            <w:r>
+              <w:rPr>
+                <w:color w:val="000000"/>
+              </w:rPr>
+              <w:t>Cross-domain</w:t>
+            </w:r>
+          </w:p>
+        </w:tc>
+        <w:tc>
+          <w:tcPr>
+            <w:tcW w:type="dxa" w:w="2376"/>
+            <w:tcMar>
+              <w:top w:w="60" w:type="dxa"/>
+              <w:start w:w="95" w:type="dxa"/>
+              <w:bottom w:w="60" w:type="dxa"/>
+              <w:end w:w="95" w:type="dxa"/>
+            </w:tcMar>
+            <w:vAlign w:val="center"/>
+          </w:tcPr>
+          <w:p>
+            <w:r>
+              <w:rPr>
+                <w:color w:val="000000"/>
+              </w:rPr>
+              <w:t>Single catalog type</w:t>
+            </w:r>
+          </w:p>
+        </w:tc>
+        <w:tc>
+          <w:tcPr>
+            <w:tcW w:type="dxa" w:w="3384"/>
+            <w:tcMar>
+              <w:top w:w="60" w:type="dxa"/>
+              <w:start w:w="95" w:type="dxa"/>
+              <w:bottom w:w="60" w:type="dxa"/>
+              <w:end w:w="95" w:type="dxa"/>
+            </w:tcMar>
+            <w:vAlign w:val="center"/>
+          </w:tcPr>
+          <w:p>
+            <w:r>
+              <w:rPr>
+                <w:color w:val="000000"/>
+              </w:rPr>
+              <w:t>Beauty, grocery, movies, games</w:t>
+            </w:r>
+          </w:p>
+        </w:tc>
+        <w:tc>
+          <w:tcPr>
+            <w:tcW w:type="dxa" w:w="2015"/>
+            <w:tcMar>
+              <w:top w:w="60" w:type="dxa"/>
+              <w:start w:w="95" w:type="dxa"/>
+              <w:bottom w:w="60" w:type="dxa"/>
+              <w:end w:w="95" w:type="dxa"/>
+            </w:tcMar>
+            <w:vAlign w:val="center"/>
+          </w:tcPr>
+          <w:p>
+            <w:r>
+              <w:rPr>
+                <w:color w:val="000000"/>
+              </w:rPr>
+              <w:t>Better reflects real routines</w:t>
+            </w:r>
+          </w:p>
+        </w:tc>
+      </w:tr>
+      <w:tr>
+        <w:tc>
+          <w:tcPr>
+            <w:tcW w:type="dxa" w:w="1584"/>
+            <w:tcMar>
+              <w:top w:w="60" w:type="dxa"/>
+              <w:start w:w="95" w:type="dxa"/>
+              <w:bottom w:w="60" w:type="dxa"/>
+              <w:end w:w="95" w:type="dxa"/>
+            </w:tcMar>
+            <w:vAlign w:val="center"/>
+          </w:tcPr>
+          <w:p>
+            <w:r>
+              <w:rPr>
+                <w:color w:val="000000"/>
+              </w:rPr>
+              <w:t>Explanation</w:t>
+            </w:r>
+          </w:p>
+        </w:tc>
+        <w:tc>
+          <w:tcPr>
+            <w:tcW w:type="dxa" w:w="2376"/>
+            <w:tcMar>
+              <w:top w:w="60" w:type="dxa"/>
+              <w:start w:w="95" w:type="dxa"/>
+              <w:bottom w:w="60" w:type="dxa"/>
+              <w:end w:w="95" w:type="dxa"/>
+            </w:tcMar>
+            <w:vAlign w:val="center"/>
+          </w:tcPr>
+          <w:p>
+            <w:r>
+              <w:rPr>
+                <w:color w:val="000000"/>
+              </w:rPr>
+              <w:t>Generic reason text</w:t>
+            </w:r>
+          </w:p>
+        </w:tc>
+        <w:tc>
+          <w:tcPr>
+            <w:tcW w:type="dxa" w:w="3384"/>
+            <w:tcMar>
+              <w:top w:w="60" w:type="dxa"/>
+              <w:start w:w="95" w:type="dxa"/>
+              <w:bottom w:w="60" w:type="dxa"/>
+              <w:end w:w="95" w:type="dxa"/>
+            </w:tcMar>
+            <w:vAlign w:val="center"/>
+          </w:tcPr>
+          <w:p>
+            <w:r>
+              <w:rPr>
+                <w:color w:val="000000"/>
+              </w:rPr>
+              <w:t>Groq explains validated ranked list</w:t>
+            </w:r>
+          </w:p>
+        </w:tc>
+        <w:tc>
+          <w:tcPr>
+            <w:tcW w:type="dxa" w:w="2015"/>
+            <w:tcMar>
+              <w:top w:w="60" w:type="dxa"/>
+              <w:start w:w="95" w:type="dxa"/>
+              <w:bottom w:w="60" w:type="dxa"/>
+              <w:end w:w="95" w:type="dxa"/>
+            </w:tcMar>
+            <w:vAlign w:val="center"/>
+          </w:tcPr>
+          <w:p>
+            <w:r>
+              <w:rPr>
+                <w:color w:val="000000"/>
+              </w:rPr>
+              <w:t>Fluent but controlled</w:t>
             </w:r>
           </w:p>
         </w:tc>
@@ -992,67 +1016,413 @@
         <w:rPr>
           <w:color w:val="000000"/>
         </w:rPr>
-        <w:t>Demo, Reproducibility, and Limitations</w:t>
+        <w:t>3. Architecture and Agentic Workflow</w:t>
       </w:r>
     </w:p>
     <w:p>
       <w:pPr>
-        <w:pStyle w:val="ListBullet"/>
-        <w:spacing w:after="50"/>
+        <w:spacing w:after="20"/>
+        <w:jc w:val="center"/>
       </w:pPr>
       <w:r>
         <w:rPr>
           <w:color w:val="000000"/>
         </w:rPr>
-        <w:t>Standalone deployment entrypoint: app.task_b_main:app.</w:t>
+        <w:drawing>
+          <wp:inline xmlns:a="http://schemas.openxmlformats.org/drawingml/2006/main" xmlns:pic="http://schemas.openxmlformats.org/drawingml/2006/picture">
+            <wp:extent cx="5806440" cy="2758059"/>
+            <wp:docPr id="2" name="Picture 2"/>
+            <wp:cNvGraphicFramePr>
+              <a:graphicFrameLocks noChangeAspect="1"/>
+            </wp:cNvGraphicFramePr>
+            <a:graphic>
+              <a:graphicData uri="http://schemas.openxmlformats.org/drawingml/2006/picture">
+                <pic:pic>
+                  <pic:nvPicPr>
+                    <pic:cNvPr id="0" name="architecture.png"/>
+                    <pic:cNvPicPr/>
+                  </pic:nvPicPr>
+                  <pic:blipFill>
+                    <a:blip r:embed="rId12"/>
+                    <a:stretch>
+                      <a:fillRect/>
+                    </a:stretch>
+                  </pic:blipFill>
+                  <pic:spPr>
+                    <a:xfrm>
+                      <a:off x="0" y="0"/>
+                      <a:ext cx="5806440" cy="2758059"/>
+                    </a:xfrm>
+                    <a:prstGeom prst="rect"/>
+                  </pic:spPr>
+                </pic:pic>
+              </a:graphicData>
+            </a:graphic>
+          </wp:inline>
+        </w:drawing>
       </w:r>
     </w:p>
     <w:p>
       <w:pPr>
-        <w:pStyle w:val="ListBullet"/>
-        <w:spacing w:after="50"/>
+        <w:jc w:val="center"/>
+      </w:pPr>
+      <w:r>
+        <w:rPr>
+          <w:color w:val="000000"/>
+          <w:sz w:val="16"/>
+        </w:rPr>
+        <w:t>Figure 1. Task B uses the shared architecture but activates candidate generation and ranking.</w:t>
+      </w:r>
+    </w:p>
+    <w:p>
+      <w:pPr>
+        <w:pStyle w:val="ListNumber"/>
+        <w:spacing w:after="40"/>
       </w:pPr>
       <w:r>
         <w:rPr>
           <w:color w:val="000000"/>
         </w:rPr>
-        <w:t>Web UI: root path opens the Task B recommendation workspace directly.</w:t>
+        <w:t>Read the persona and summarize interests, budget, dislikes, category affinity, cultural context, and history.</w:t>
       </w:r>
     </w:p>
     <w:p>
       <w:pPr>
-        <w:pStyle w:val="ListBullet"/>
-        <w:spacing w:after="50"/>
+        <w:pStyle w:val="ListNumber"/>
+        <w:spacing w:after="40"/>
       </w:pPr>
       <w:r>
         <w:rPr>
           <w:color w:val="000000"/>
         </w:rPr>
-        <w:t>API endpoint: POST /api/v1/recommend.</w:t>
+        <w:t>Read the current context prompt and extract immediate need signals.</w:t>
       </w:r>
     </w:p>
     <w:p>
       <w:pPr>
-        <w:pStyle w:val="ListBullet"/>
-        <w:spacing w:after="50"/>
+        <w:pStyle w:val="ListNumber"/>
+        <w:spacing w:after="40"/>
       </w:pPr>
       <w:r>
         <w:rPr>
           <w:color w:val="000000"/>
         </w:rPr>
-        <w:t>Yarn Mode converts recommendation explanations into Nigerian-localized voice scripts.</w:t>
+        <w:t>Generate candidates from the catalog across allowed categories.</w:t>
       </w:r>
     </w:p>
     <w:p>
       <w:pPr>
-        <w:pStyle w:val="ListBullet"/>
-        <w:spacing w:after="50"/>
+        <w:pStyle w:val="ListNumber"/>
+        <w:spacing w:after="40"/>
       </w:pPr>
       <w:r>
         <w:rPr>
           <w:color w:val="000000"/>
         </w:rPr>
-        <w:t>Docker and Render deployment configs are included for judge testing.</w:t>
+        <w:t>Score each candidate using popularity, average rating, category fit, text match, preference match, budget fit, and dislike penalties.</w:t>
+      </w:r>
+    </w:p>
+    <w:p>
+      <w:pPr>
+        <w:pStyle w:val="ListNumber"/>
+        <w:spacing w:after="40"/>
+      </w:pPr>
+      <w:r>
+        <w:rPr>
+          <w:color w:val="000000"/>
+        </w:rPr>
+        <w:t>Apply ranking and diversity logic to produce the top recommendations.</w:t>
+      </w:r>
+    </w:p>
+    <w:p>
+      <w:pPr>
+        <w:pStyle w:val="ListNumber"/>
+        <w:spacing w:after="40"/>
+      </w:pPr>
+      <w:r>
+        <w:rPr>
+          <w:color w:val="000000"/>
+        </w:rPr>
+        <w:t>Ask Groq to summarize the already-ranked list; use deterministic fallback when unavailable.</w:t>
+      </w:r>
+    </w:p>
+    <w:tbl>
+      <w:tblPr>
+        <w:tblStyle w:val="TableGrid"/>
+        <w:tblW w:type="auto" w:w="0"/>
+        <w:jc w:val="left"/>
+        <w:tblLook w:firstColumn="1" w:firstRow="1" w:lastColumn="0" w:lastRow="0" w:noHBand="0" w:noVBand="1" w:val="04A0"/>
+      </w:tblPr>
+      <w:tblGrid>
+        <w:gridCol w:w="5083"/>
+        <w:gridCol w:w="5083"/>
+      </w:tblGrid>
+      <w:tr>
+        <w:tc>
+          <w:tcPr>
+            <w:tcW w:type="dxa" w:w="2232"/>
+            <w:shd w:fill="E6E6E6"/>
+            <w:tcMar>
+              <w:top w:w="60" w:type="dxa"/>
+              <w:start w:w="95" w:type="dxa"/>
+              <w:bottom w:w="60" w:type="dxa"/>
+              <w:end w:w="95" w:type="dxa"/>
+            </w:tcMar>
+            <w:vAlign w:val="center"/>
+          </w:tcPr>
+          <w:p>
+            <w:r>
+              <w:rPr>
+                <w:b/>
+                <w:color w:val="000000"/>
+              </w:rPr>
+              <w:t>Layer</w:t>
+            </w:r>
+          </w:p>
+        </w:tc>
+        <w:tc>
+          <w:tcPr>
+            <w:tcW w:type="dxa" w:w="7128"/>
+            <w:shd w:fill="E6E6E6"/>
+            <w:tcMar>
+              <w:top w:w="60" w:type="dxa"/>
+              <w:start w:w="95" w:type="dxa"/>
+              <w:bottom w:w="60" w:type="dxa"/>
+              <w:end w:w="95" w:type="dxa"/>
+            </w:tcMar>
+            <w:vAlign w:val="center"/>
+          </w:tcPr>
+          <w:p>
+            <w:r>
+              <w:rPr>
+                <w:b/>
+                <w:color w:val="000000"/>
+              </w:rPr>
+              <w:t>Role in Task B</w:t>
+            </w:r>
+          </w:p>
+        </w:tc>
+      </w:tr>
+      <w:tr>
+        <w:tc>
+          <w:tcPr>
+            <w:tcW w:type="dxa" w:w="2232"/>
+            <w:tcMar>
+              <w:top w:w="60" w:type="dxa"/>
+              <w:start w:w="95" w:type="dxa"/>
+              <w:bottom w:w="60" w:type="dxa"/>
+              <w:end w:w="95" w:type="dxa"/>
+            </w:tcMar>
+            <w:vAlign w:val="center"/>
+          </w:tcPr>
+          <w:p>
+            <w:r>
+              <w:rPr>
+                <w:color w:val="000000"/>
+              </w:rPr>
+              <w:t>Persona modeling</w:t>
+            </w:r>
+          </w:p>
+        </w:tc>
+        <w:tc>
+          <w:tcPr>
+            <w:tcW w:type="dxa" w:w="7128"/>
+            <w:tcMar>
+              <w:top w:w="60" w:type="dxa"/>
+              <w:start w:w="95" w:type="dxa"/>
+              <w:bottom w:w="60" w:type="dxa"/>
+              <w:end w:w="95" w:type="dxa"/>
+            </w:tcMar>
+            <w:vAlign w:val="center"/>
+          </w:tcPr>
+          <w:p>
+            <w:r>
+              <w:rPr>
+                <w:color w:val="000000"/>
+              </w:rPr>
+              <w:t>Turns user history and stated profile into ranking features.</w:t>
+            </w:r>
+          </w:p>
+        </w:tc>
+      </w:tr>
+      <w:tr>
+        <w:tc>
+          <w:tcPr>
+            <w:tcW w:type="dxa" w:w="2232"/>
+            <w:tcMar>
+              <w:top w:w="60" w:type="dxa"/>
+              <w:start w:w="95" w:type="dxa"/>
+              <w:bottom w:w="60" w:type="dxa"/>
+              <w:end w:w="95" w:type="dxa"/>
+            </w:tcMar>
+            <w:vAlign w:val="center"/>
+          </w:tcPr>
+          <w:p>
+            <w:r>
+              <w:rPr>
+                <w:color w:val="000000"/>
+              </w:rPr>
+              <w:t>Candidate generation</w:t>
+            </w:r>
+          </w:p>
+        </w:tc>
+        <w:tc>
+          <w:tcPr>
+            <w:tcW w:type="dxa" w:w="7128"/>
+            <w:tcMar>
+              <w:top w:w="60" w:type="dxa"/>
+              <w:start w:w="95" w:type="dxa"/>
+              <w:bottom w:w="60" w:type="dxa"/>
+              <w:end w:w="95" w:type="dxa"/>
+            </w:tcMar>
+            <w:vAlign w:val="center"/>
+          </w:tcPr>
+          <w:p>
+            <w:r>
+              <w:rPr>
+                <w:color w:val="000000"/>
+              </w:rPr>
+              <w:t>Builds a cross-domain pool from the local catalog.</w:t>
+            </w:r>
+          </w:p>
+        </w:tc>
+      </w:tr>
+      <w:tr>
+        <w:tc>
+          <w:tcPr>
+            <w:tcW w:type="dxa" w:w="2232"/>
+            <w:tcMar>
+              <w:top w:w="60" w:type="dxa"/>
+              <w:start w:w="95" w:type="dxa"/>
+              <w:bottom w:w="60" w:type="dxa"/>
+              <w:end w:w="95" w:type="dxa"/>
+            </w:tcMar>
+            <w:vAlign w:val="center"/>
+          </w:tcPr>
+          <w:p>
+            <w:r>
+              <w:rPr>
+                <w:color w:val="000000"/>
+              </w:rPr>
+              <w:t>Ranking engine</w:t>
+            </w:r>
+          </w:p>
+        </w:tc>
+        <w:tc>
+          <w:tcPr>
+            <w:tcW w:type="dxa" w:w="7128"/>
+            <w:tcMar>
+              <w:top w:w="60" w:type="dxa"/>
+              <w:start w:w="95" w:type="dxa"/>
+              <w:bottom w:w="60" w:type="dxa"/>
+              <w:end w:w="95" w:type="dxa"/>
+            </w:tcMar>
+            <w:vAlign w:val="center"/>
+          </w:tcPr>
+          <w:p>
+            <w:r>
+              <w:rPr>
+                <w:color w:val="000000"/>
+              </w:rPr>
+              <w:t>Scores items locally and returns deterministic ordering.</w:t>
+            </w:r>
+          </w:p>
+        </w:tc>
+      </w:tr>
+      <w:tr>
+        <w:tc>
+          <w:tcPr>
+            <w:tcW w:type="dxa" w:w="2232"/>
+            <w:tcMar>
+              <w:top w:w="60" w:type="dxa"/>
+              <w:start w:w="95" w:type="dxa"/>
+              <w:bottom w:w="60" w:type="dxa"/>
+              <w:end w:w="95" w:type="dxa"/>
+            </w:tcMar>
+            <w:vAlign w:val="center"/>
+          </w:tcPr>
+          <w:p>
+            <w:r>
+              <w:rPr>
+                <w:color w:val="000000"/>
+              </w:rPr>
+              <w:t>Explanation layer</w:t>
+            </w:r>
+          </w:p>
+        </w:tc>
+        <w:tc>
+          <w:tcPr>
+            <w:tcW w:type="dxa" w:w="7128"/>
+            <w:tcMar>
+              <w:top w:w="60" w:type="dxa"/>
+              <w:start w:w="95" w:type="dxa"/>
+              <w:bottom w:w="60" w:type="dxa"/>
+              <w:end w:w="95" w:type="dxa"/>
+            </w:tcMar>
+            <w:vAlign w:val="center"/>
+          </w:tcPr>
+          <w:p>
+            <w:r>
+              <w:rPr>
+                <w:color w:val="000000"/>
+              </w:rPr>
+              <w:t>Uses Groq to explain the ranked list without changing it.</w:t>
+            </w:r>
+          </w:p>
+        </w:tc>
+      </w:tr>
+      <w:tr>
+        <w:tc>
+          <w:tcPr>
+            <w:tcW w:type="dxa" w:w="2232"/>
+            <w:tcMar>
+              <w:top w:w="60" w:type="dxa"/>
+              <w:start w:w="95" w:type="dxa"/>
+              <w:bottom w:w="60" w:type="dxa"/>
+              <w:end w:w="95" w:type="dxa"/>
+            </w:tcMar>
+            <w:vAlign w:val="center"/>
+          </w:tcPr>
+          <w:p>
+            <w:r>
+              <w:rPr>
+                <w:color w:val="000000"/>
+              </w:rPr>
+              <w:t>Voice layer</w:t>
+            </w:r>
+          </w:p>
+        </w:tc>
+        <w:tc>
+          <w:tcPr>
+            <w:tcW w:type="dxa" w:w="7128"/>
+            <w:tcMar>
+              <w:top w:w="60" w:type="dxa"/>
+              <w:start w:w="95" w:type="dxa"/>
+              <w:bottom w:w="60" w:type="dxa"/>
+              <w:end w:w="95" w:type="dxa"/>
+            </w:tcMar>
+            <w:vAlign w:val="center"/>
+          </w:tcPr>
+          <w:p>
+            <w:r>
+              <w:rPr>
+                <w:color w:val="000000"/>
+              </w:rPr>
+              <w:t>Uses Yarn Mode and YarnGPT for local-language presentation.</w:t>
+            </w:r>
+          </w:p>
+        </w:tc>
+      </w:tr>
+    </w:tbl>
+    <w:p>
+      <w:pPr>
+        <w:pStyle w:val="Heading1"/>
+      </w:pPr>
+      <w:r>
+        <w:rPr>
+          <w:color w:val="000000"/>
+        </w:rPr>
+        <w:t>4. Dataset Strategy and Experiments</w:t>
       </w:r>
     </w:p>
     <w:p>
@@ -1060,18 +1430,1578 @@
         <w:rPr>
           <w:color w:val="000000"/>
         </w:rPr>
-        <w:t>Limitations: the checked-in subset is sparse, so absolute NDCG values are modest. The strongest next step is a larger four-domain candidate pool with dense metadata and embedding retrieval. The current evidence still shows the desired direction: personalized ranking beats popularity.</w:t>
+        <w:t>The recommender uses the same two data tracks as the full submission: curated fixtures for instant demos and a bounded real Amazon Reviews 2023 subset for measurable ranking tests. The holdout strategy treats each user's latest interaction as the target when possible.</w:t>
+      </w:r>
+    </w:p>
+    <w:tbl>
+      <w:tblPr>
+        <w:tblStyle w:val="TableGrid"/>
+        <w:tblW w:type="auto" w:w="0"/>
+        <w:jc w:val="left"/>
+        <w:tblLook w:firstColumn="1" w:firstRow="1" w:lastColumn="0" w:lastRow="0" w:noHBand="0" w:noVBand="1" w:val="04A0"/>
+      </w:tblPr>
+      <w:tblGrid>
+        <w:gridCol w:w="3389"/>
+        <w:gridCol w:w="3389"/>
+        <w:gridCol w:w="3389"/>
+      </w:tblGrid>
+      <w:tr>
+        <w:tc>
+          <w:tcPr>
+            <w:tcW w:type="dxa" w:w="1872"/>
+            <w:shd w:fill="E6E6E6"/>
+            <w:tcMar>
+              <w:top w:w="60" w:type="dxa"/>
+              <w:start w:w="95" w:type="dxa"/>
+              <w:bottom w:w="60" w:type="dxa"/>
+              <w:end w:w="95" w:type="dxa"/>
+            </w:tcMar>
+            <w:vAlign w:val="center"/>
+          </w:tcPr>
+          <w:p>
+            <w:r>
+              <w:rPr>
+                <w:b/>
+                <w:color w:val="000000"/>
+              </w:rPr>
+              <w:t>Dataset Field</w:t>
+            </w:r>
+          </w:p>
+        </w:tc>
+        <w:tc>
+          <w:tcPr>
+            <w:tcW w:type="dxa" w:w="3240"/>
+            <w:shd w:fill="E6E6E6"/>
+            <w:tcMar>
+              <w:top w:w="60" w:type="dxa"/>
+              <w:start w:w="95" w:type="dxa"/>
+              <w:bottom w:w="60" w:type="dxa"/>
+              <w:end w:w="95" w:type="dxa"/>
+            </w:tcMar>
+            <w:vAlign w:val="center"/>
+          </w:tcPr>
+          <w:p>
+            <w:r>
+              <w:rPr>
+                <w:b/>
+                <w:color w:val="000000"/>
+              </w:rPr>
+              <w:t>Value</w:t>
+            </w:r>
+          </w:p>
+        </w:tc>
+        <w:tc>
+          <w:tcPr>
+            <w:tcW w:type="dxa" w:w="4248"/>
+            <w:shd w:fill="E6E6E6"/>
+            <w:tcMar>
+              <w:top w:w="60" w:type="dxa"/>
+              <w:start w:w="95" w:type="dxa"/>
+              <w:bottom w:w="60" w:type="dxa"/>
+              <w:end w:w="95" w:type="dxa"/>
+            </w:tcMar>
+            <w:vAlign w:val="center"/>
+          </w:tcPr>
+          <w:p>
+            <w:r>
+              <w:rPr>
+                <w:b/>
+                <w:color w:val="000000"/>
+              </w:rPr>
+              <w:t>Meaning</w:t>
+            </w:r>
+          </w:p>
+        </w:tc>
+      </w:tr>
+      <w:tr>
+        <w:tc>
+          <w:tcPr>
+            <w:tcW w:type="dxa" w:w="1872"/>
+            <w:tcMar>
+              <w:top w:w="60" w:type="dxa"/>
+              <w:start w:w="95" w:type="dxa"/>
+              <w:bottom w:w="60" w:type="dxa"/>
+              <w:end w:w="95" w:type="dxa"/>
+            </w:tcMar>
+            <w:vAlign w:val="center"/>
+          </w:tcPr>
+          <w:p>
+            <w:r>
+              <w:rPr>
+                <w:color w:val="000000"/>
+              </w:rPr>
+              <w:t>Source</w:t>
+            </w:r>
+          </w:p>
+        </w:tc>
+        <w:tc>
+          <w:tcPr>
+            <w:tcW w:type="dxa" w:w="3240"/>
+            <w:tcMar>
+              <w:top w:w="60" w:type="dxa"/>
+              <w:start w:w="95" w:type="dxa"/>
+              <w:bottom w:w="60" w:type="dxa"/>
+              <w:end w:w="95" w:type="dxa"/>
+            </w:tcMar>
+            <w:vAlign w:val="center"/>
+          </w:tcPr>
+          <w:p>
+            <w:r>
+              <w:rPr>
+                <w:color w:val="000000"/>
+              </w:rPr>
+              <w:t>Amazon Reviews 2023</w:t>
+            </w:r>
+          </w:p>
+        </w:tc>
+        <w:tc>
+          <w:tcPr>
+            <w:tcW w:type="dxa" w:w="4248"/>
+            <w:tcMar>
+              <w:top w:w="60" w:type="dxa"/>
+              <w:start w:w="95" w:type="dxa"/>
+              <w:bottom w:w="60" w:type="dxa"/>
+              <w:end w:w="95" w:type="dxa"/>
+            </w:tcMar>
+            <w:vAlign w:val="center"/>
+          </w:tcPr>
+          <w:p>
+            <w:r>
+              <w:rPr>
+                <w:color w:val="000000"/>
+              </w:rPr>
+              <w:t>Official McAuley Lab review data with bounded local subset</w:t>
+            </w:r>
+          </w:p>
+        </w:tc>
+      </w:tr>
+      <w:tr>
+        <w:tc>
+          <w:tcPr>
+            <w:tcW w:type="dxa" w:w="1872"/>
+            <w:tcMar>
+              <w:top w:w="60" w:type="dxa"/>
+              <w:start w:w="95" w:type="dxa"/>
+              <w:bottom w:w="60" w:type="dxa"/>
+              <w:end w:w="95" w:type="dxa"/>
+            </w:tcMar>
+            <w:vAlign w:val="center"/>
+          </w:tcPr>
+          <w:p>
+            <w:r>
+              <w:rPr>
+                <w:color w:val="000000"/>
+              </w:rPr>
+              <w:t>Categories</w:t>
+            </w:r>
+          </w:p>
+        </w:tc>
+        <w:tc>
+          <w:tcPr>
+            <w:tcW w:type="dxa" w:w="3240"/>
+            <w:tcMar>
+              <w:top w:w="60" w:type="dxa"/>
+              <w:start w:w="95" w:type="dxa"/>
+              <w:bottom w:w="60" w:type="dxa"/>
+              <w:end w:w="95" w:type="dxa"/>
+            </w:tcMar>
+            <w:vAlign w:val="center"/>
+          </w:tcPr>
+          <w:p>
+            <w:r>
+              <w:rPr>
+                <w:color w:val="000000"/>
+              </w:rPr>
+              <w:t>All_Beauty, Grocery_and_Gourmet_Food, Movies_and_TV, Video_Games</w:t>
+            </w:r>
+          </w:p>
+        </w:tc>
+        <w:tc>
+          <w:tcPr>
+            <w:tcW w:type="dxa" w:w="4248"/>
+            <w:tcMar>
+              <w:top w:w="60" w:type="dxa"/>
+              <w:start w:w="95" w:type="dxa"/>
+              <w:bottom w:w="60" w:type="dxa"/>
+              <w:end w:w="95" w:type="dxa"/>
+            </w:tcMar>
+            <w:vAlign w:val="center"/>
+          </w:tcPr>
+          <w:p>
+            <w:r>
+              <w:rPr>
+                <w:color w:val="000000"/>
+              </w:rPr>
+              <w:t>Beauty, grocery, movies, and games behavior</w:t>
+            </w:r>
+          </w:p>
+        </w:tc>
+      </w:tr>
+      <w:tr>
+        <w:tc>
+          <w:tcPr>
+            <w:tcW w:type="dxa" w:w="1872"/>
+            <w:tcMar>
+              <w:top w:w="60" w:type="dxa"/>
+              <w:start w:w="95" w:type="dxa"/>
+              <w:bottom w:w="60" w:type="dxa"/>
+              <w:end w:w="95" w:type="dxa"/>
+            </w:tcMar>
+            <w:vAlign w:val="center"/>
+          </w:tcPr>
+          <w:p>
+            <w:r>
+              <w:rPr>
+                <w:color w:val="000000"/>
+              </w:rPr>
+              <w:t>Products</w:t>
+            </w:r>
+          </w:p>
+        </w:tc>
+        <w:tc>
+          <w:tcPr>
+            <w:tcW w:type="dxa" w:w="3240"/>
+            <w:tcMar>
+              <w:top w:w="60" w:type="dxa"/>
+              <w:start w:w="95" w:type="dxa"/>
+              <w:bottom w:w="60" w:type="dxa"/>
+              <w:end w:w="95" w:type="dxa"/>
+            </w:tcMar>
+            <w:vAlign w:val="center"/>
+          </w:tcPr>
+          <w:p>
+            <w:r>
+              <w:rPr>
+                <w:color w:val="000000"/>
+              </w:rPr>
+              <w:t>252</w:t>
+            </w:r>
+          </w:p>
+        </w:tc>
+        <w:tc>
+          <w:tcPr>
+            <w:tcW w:type="dxa" w:w="4248"/>
+            <w:tcMar>
+              <w:top w:w="60" w:type="dxa"/>
+              <w:start w:w="95" w:type="dxa"/>
+              <w:bottom w:w="60" w:type="dxa"/>
+              <w:end w:w="95" w:type="dxa"/>
+            </w:tcMar>
+            <w:vAlign w:val="center"/>
+          </w:tcPr>
+          <w:p>
+            <w:r>
+              <w:rPr>
+                <w:color w:val="000000"/>
+              </w:rPr>
+              <w:t>Candidate items available to rating and ranking models</w:t>
+            </w:r>
+          </w:p>
+        </w:tc>
+      </w:tr>
+      <w:tr>
+        <w:tc>
+          <w:tcPr>
+            <w:tcW w:type="dxa" w:w="1872"/>
+            <w:tcMar>
+              <w:top w:w="60" w:type="dxa"/>
+              <w:start w:w="95" w:type="dxa"/>
+              <w:bottom w:w="60" w:type="dxa"/>
+              <w:end w:w="95" w:type="dxa"/>
+            </w:tcMar>
+            <w:vAlign w:val="center"/>
+          </w:tcPr>
+          <w:p>
+            <w:r>
+              <w:rPr>
+                <w:color w:val="000000"/>
+              </w:rPr>
+              <w:t>Reviews</w:t>
+            </w:r>
+          </w:p>
+        </w:tc>
+        <w:tc>
+          <w:tcPr>
+            <w:tcW w:type="dxa" w:w="3240"/>
+            <w:tcMar>
+              <w:top w:w="60" w:type="dxa"/>
+              <w:start w:w="95" w:type="dxa"/>
+              <w:bottom w:w="60" w:type="dxa"/>
+              <w:end w:w="95" w:type="dxa"/>
+            </w:tcMar>
+            <w:vAlign w:val="center"/>
+          </w:tcPr>
+          <w:p>
+            <w:r>
+              <w:rPr>
+                <w:color w:val="000000"/>
+              </w:rPr>
+              <w:t>265</w:t>
+            </w:r>
+          </w:p>
+        </w:tc>
+        <w:tc>
+          <w:tcPr>
+            <w:tcW w:type="dxa" w:w="4248"/>
+            <w:tcMar>
+              <w:top w:w="60" w:type="dxa"/>
+              <w:start w:w="95" w:type="dxa"/>
+              <w:bottom w:w="60" w:type="dxa"/>
+              <w:end w:w="95" w:type="dxa"/>
+            </w:tcMar>
+            <w:vAlign w:val="center"/>
+          </w:tcPr>
+          <w:p>
+            <w:r>
+              <w:rPr>
+                <w:color w:val="000000"/>
+              </w:rPr>
+              <w:t>Real review text and star ratings after filtering</w:t>
+            </w:r>
+          </w:p>
+        </w:tc>
+      </w:tr>
+      <w:tr>
+        <w:tc>
+          <w:tcPr>
+            <w:tcW w:type="dxa" w:w="1872"/>
+            <w:tcMar>
+              <w:top w:w="60" w:type="dxa"/>
+              <w:start w:w="95" w:type="dxa"/>
+              <w:bottom w:w="60" w:type="dxa"/>
+              <w:end w:w="95" w:type="dxa"/>
+            </w:tcMar>
+            <w:vAlign w:val="center"/>
+          </w:tcPr>
+          <w:p>
+            <w:r>
+              <w:rPr>
+                <w:color w:val="000000"/>
+              </w:rPr>
+              <w:t>Users</w:t>
+            </w:r>
+          </w:p>
+        </w:tc>
+        <w:tc>
+          <w:tcPr>
+            <w:tcW w:type="dxa" w:w="3240"/>
+            <w:tcMar>
+              <w:top w:w="60" w:type="dxa"/>
+              <w:start w:w="95" w:type="dxa"/>
+              <w:bottom w:w="60" w:type="dxa"/>
+              <w:end w:w="95" w:type="dxa"/>
+            </w:tcMar>
+            <w:vAlign w:val="center"/>
+          </w:tcPr>
+          <w:p>
+            <w:r>
+              <w:rPr>
+                <w:color w:val="000000"/>
+              </w:rPr>
+              <w:t>70</w:t>
+            </w:r>
+          </w:p>
+        </w:tc>
+        <w:tc>
+          <w:tcPr>
+            <w:tcW w:type="dxa" w:w="4248"/>
+            <w:tcMar>
+              <w:top w:w="60" w:type="dxa"/>
+              <w:start w:w="95" w:type="dxa"/>
+              <w:bottom w:w="60" w:type="dxa"/>
+              <w:end w:w="95" w:type="dxa"/>
+            </w:tcMar>
+            <w:vAlign w:val="center"/>
+          </w:tcPr>
+          <w:p>
+            <w:r>
+              <w:rPr>
+                <w:color w:val="000000"/>
+              </w:rPr>
+              <w:t>Users with chronological interactions</w:t>
+            </w:r>
+          </w:p>
+        </w:tc>
+      </w:tr>
+      <w:tr>
+        <w:tc>
+          <w:tcPr>
+            <w:tcW w:type="dxa" w:w="1872"/>
+            <w:tcMar>
+              <w:top w:w="60" w:type="dxa"/>
+              <w:start w:w="95" w:type="dxa"/>
+              <w:bottom w:w="60" w:type="dxa"/>
+              <w:end w:w="95" w:type="dxa"/>
+            </w:tcMar>
+            <w:vAlign w:val="center"/>
+          </w:tcPr>
+          <w:p>
+            <w:r>
+              <w:rPr>
+                <w:color w:val="000000"/>
+              </w:rPr>
+              <w:t>Holdout</w:t>
+            </w:r>
+          </w:p>
+        </w:tc>
+        <w:tc>
+          <w:tcPr>
+            <w:tcW w:type="dxa" w:w="3240"/>
+            <w:tcMar>
+              <w:top w:w="60" w:type="dxa"/>
+              <w:start w:w="95" w:type="dxa"/>
+              <w:bottom w:w="60" w:type="dxa"/>
+              <w:end w:w="95" w:type="dxa"/>
+            </w:tcMar>
+            <w:vAlign w:val="center"/>
+          </w:tcPr>
+          <w:p>
+            <w:r>
+              <w:rPr>
+                <w:color w:val="000000"/>
+              </w:rPr>
+              <w:t>179 train / 86 test</w:t>
+            </w:r>
+          </w:p>
+        </w:tc>
+        <w:tc>
+          <w:tcPr>
+            <w:tcW w:type="dxa" w:w="4248"/>
+            <w:tcMar>
+              <w:top w:w="60" w:type="dxa"/>
+              <w:start w:w="95" w:type="dxa"/>
+              <w:bottom w:w="60" w:type="dxa"/>
+              <w:end w:w="95" w:type="dxa"/>
+            </w:tcMar>
+            <w:vAlign w:val="center"/>
+          </w:tcPr>
+          <w:p>
+            <w:r>
+              <w:rPr>
+                <w:color w:val="000000"/>
+              </w:rPr>
+              <w:t>Most recent interaction held out where possible</w:t>
+            </w:r>
+          </w:p>
+        </w:tc>
+      </w:tr>
+    </w:tbl>
+    <w:tbl>
+      <w:tblPr>
+        <w:tblStyle w:val="TableGrid"/>
+        <w:tblW w:type="auto" w:w="0"/>
+        <w:jc w:val="left"/>
+        <w:tblLook w:firstColumn="1" w:firstRow="1" w:lastColumn="0" w:lastRow="0" w:noHBand="0" w:noVBand="1" w:val="04A0"/>
+      </w:tblPr>
+      <w:tblGrid>
+        <w:gridCol w:w="3389"/>
+        <w:gridCol w:w="3389"/>
+        <w:gridCol w:w="3389"/>
+      </w:tblGrid>
+      <w:tr>
+        <w:tc>
+          <w:tcPr>
+            <w:tcW w:type="dxa" w:w="2232"/>
+            <w:shd w:fill="E6E6E6"/>
+            <w:tcMar>
+              <w:top w:w="60" w:type="dxa"/>
+              <w:start w:w="95" w:type="dxa"/>
+              <w:bottom w:w="60" w:type="dxa"/>
+              <w:end w:w="95" w:type="dxa"/>
+            </w:tcMar>
+            <w:vAlign w:val="center"/>
+          </w:tcPr>
+          <w:p>
+            <w:r>
+              <w:rPr>
+                <w:b/>
+                <w:color w:val="000000"/>
+              </w:rPr>
+              <w:t>Experiment</w:t>
+            </w:r>
+          </w:p>
+        </w:tc>
+        <w:tc>
+          <w:tcPr>
+            <w:tcW w:type="dxa" w:w="3744"/>
+            <w:shd w:fill="E6E6E6"/>
+            <w:tcMar>
+              <w:top w:w="60" w:type="dxa"/>
+              <w:start w:w="95" w:type="dxa"/>
+              <w:bottom w:w="60" w:type="dxa"/>
+              <w:end w:w="95" w:type="dxa"/>
+            </w:tcMar>
+            <w:vAlign w:val="center"/>
+          </w:tcPr>
+          <w:p>
+            <w:r>
+              <w:rPr>
+                <w:b/>
+                <w:color w:val="000000"/>
+              </w:rPr>
+              <w:t>Purpose</w:t>
+            </w:r>
+          </w:p>
+        </w:tc>
+        <w:tc>
+          <w:tcPr>
+            <w:tcW w:type="dxa" w:w="3384"/>
+            <w:shd w:fill="E6E6E6"/>
+            <w:tcMar>
+              <w:top w:w="60" w:type="dxa"/>
+              <w:start w:w="95" w:type="dxa"/>
+              <w:bottom w:w="60" w:type="dxa"/>
+              <w:end w:w="95" w:type="dxa"/>
+            </w:tcMar>
+            <w:vAlign w:val="center"/>
+          </w:tcPr>
+          <w:p>
+            <w:r>
+              <w:rPr>
+                <w:b/>
+                <w:color w:val="000000"/>
+              </w:rPr>
+              <w:t>Expected Signal</w:t>
+            </w:r>
+          </w:p>
+        </w:tc>
+      </w:tr>
+      <w:tr>
+        <w:tc>
+          <w:tcPr>
+            <w:tcW w:type="dxa" w:w="2232"/>
+            <w:tcMar>
+              <w:top w:w="60" w:type="dxa"/>
+              <w:start w:w="95" w:type="dxa"/>
+              <w:bottom w:w="60" w:type="dxa"/>
+              <w:end w:w="95" w:type="dxa"/>
+            </w:tcMar>
+            <w:vAlign w:val="center"/>
+          </w:tcPr>
+          <w:p>
+            <w:r>
+              <w:rPr>
+                <w:color w:val="000000"/>
+              </w:rPr>
+              <w:t>Popularity baseline</w:t>
+            </w:r>
+          </w:p>
+        </w:tc>
+        <w:tc>
+          <w:tcPr>
+            <w:tcW w:type="dxa" w:w="3744"/>
+            <w:tcMar>
+              <w:top w:w="60" w:type="dxa"/>
+              <w:start w:w="95" w:type="dxa"/>
+              <w:bottom w:w="60" w:type="dxa"/>
+              <w:end w:w="95" w:type="dxa"/>
+            </w:tcMar>
+            <w:vAlign w:val="center"/>
+          </w:tcPr>
+          <w:p>
+            <w:r>
+              <w:rPr>
+                <w:color w:val="000000"/>
+              </w:rPr>
+              <w:t>Measures whether personalization beats generic item popularity</w:t>
+            </w:r>
+          </w:p>
+        </w:tc>
+        <w:tc>
+          <w:tcPr>
+            <w:tcW w:type="dxa" w:w="3384"/>
+            <w:tcMar>
+              <w:top w:w="60" w:type="dxa"/>
+              <w:start w:w="95" w:type="dxa"/>
+              <w:bottom w:w="60" w:type="dxa"/>
+              <w:end w:w="95" w:type="dxa"/>
+            </w:tcMar>
+            <w:vAlign w:val="center"/>
+          </w:tcPr>
+          <w:p>
+            <w:r>
+              <w:rPr>
+                <w:color w:val="000000"/>
+              </w:rPr>
+              <w:t>Higher NDCG@10 and Hit Rate@10</w:t>
+            </w:r>
+          </w:p>
+        </w:tc>
+      </w:tr>
+      <w:tr>
+        <w:tc>
+          <w:tcPr>
+            <w:tcW w:type="dxa" w:w="2232"/>
+            <w:tcMar>
+              <w:top w:w="60" w:type="dxa"/>
+              <w:start w:w="95" w:type="dxa"/>
+              <w:bottom w:w="60" w:type="dxa"/>
+              <w:end w:w="95" w:type="dxa"/>
+            </w:tcMar>
+            <w:vAlign w:val="center"/>
+          </w:tcPr>
+          <w:p>
+            <w:r>
+              <w:rPr>
+                <w:color w:val="000000"/>
+              </w:rPr>
+              <w:t>Cold-start personas</w:t>
+            </w:r>
+          </w:p>
+        </w:tc>
+        <w:tc>
+          <w:tcPr>
+            <w:tcW w:type="dxa" w:w="3744"/>
+            <w:tcMar>
+              <w:top w:w="60" w:type="dxa"/>
+              <w:start w:w="95" w:type="dxa"/>
+              <w:bottom w:w="60" w:type="dxa"/>
+              <w:end w:w="95" w:type="dxa"/>
+            </w:tcMar>
+            <w:vAlign w:val="center"/>
+          </w:tcPr>
+          <w:p>
+            <w:r>
+              <w:rPr>
+                <w:color w:val="000000"/>
+              </w:rPr>
+              <w:t>Checks if recommendations work with sparse history</w:t>
+            </w:r>
+          </w:p>
+        </w:tc>
+        <w:tc>
+          <w:tcPr>
+            <w:tcW w:type="dxa" w:w="3384"/>
+            <w:tcMar>
+              <w:top w:w="60" w:type="dxa"/>
+              <w:start w:w="95" w:type="dxa"/>
+              <w:bottom w:w="60" w:type="dxa"/>
+              <w:end w:w="95" w:type="dxa"/>
+            </w:tcMar>
+            <w:vAlign w:val="center"/>
+          </w:tcPr>
+          <w:p>
+            <w:r>
+              <w:rPr>
+                <w:color w:val="000000"/>
+              </w:rPr>
+              <w:t>Reasonable rankings from stated context</w:t>
+            </w:r>
+          </w:p>
+        </w:tc>
+      </w:tr>
+      <w:tr>
+        <w:tc>
+          <w:tcPr>
+            <w:tcW w:type="dxa" w:w="2232"/>
+            <w:tcMar>
+              <w:top w:w="60" w:type="dxa"/>
+              <w:start w:w="95" w:type="dxa"/>
+              <w:bottom w:w="60" w:type="dxa"/>
+              <w:end w:w="95" w:type="dxa"/>
+            </w:tcMar>
+            <w:vAlign w:val="center"/>
+          </w:tcPr>
+          <w:p>
+            <w:r>
+              <w:rPr>
+                <w:color w:val="000000"/>
+              </w:rPr>
+              <w:t>Cross-domain ranking</w:t>
+            </w:r>
+          </w:p>
+        </w:tc>
+        <w:tc>
+          <w:tcPr>
+            <w:tcW w:type="dxa" w:w="3744"/>
+            <w:tcMar>
+              <w:top w:w="60" w:type="dxa"/>
+              <w:start w:w="95" w:type="dxa"/>
+              <w:bottom w:w="60" w:type="dxa"/>
+              <w:end w:w="95" w:type="dxa"/>
+            </w:tcMar>
+            <w:vAlign w:val="center"/>
+          </w:tcPr>
+          <w:p>
+            <w:r>
+              <w:rPr>
+                <w:color w:val="000000"/>
+              </w:rPr>
+              <w:t>Tests ranking across all selected Amazon categories</w:t>
+            </w:r>
+          </w:p>
+        </w:tc>
+        <w:tc>
+          <w:tcPr>
+            <w:tcW w:type="dxa" w:w="3384"/>
+            <w:tcMar>
+              <w:top w:w="60" w:type="dxa"/>
+              <w:start w:w="95" w:type="dxa"/>
+              <w:bottom w:w="60" w:type="dxa"/>
+              <w:end w:w="95" w:type="dxa"/>
+            </w:tcMar>
+            <w:vAlign w:val="center"/>
+          </w:tcPr>
+          <w:p>
+            <w:r>
+              <w:rPr>
+                <w:color w:val="000000"/>
+              </w:rPr>
+              <w:t>Useful mixed-category lists</w:t>
+            </w:r>
+          </w:p>
+        </w:tc>
+      </w:tr>
+      <w:tr>
+        <w:tc>
+          <w:tcPr>
+            <w:tcW w:type="dxa" w:w="2232"/>
+            <w:tcMar>
+              <w:top w:w="60" w:type="dxa"/>
+              <w:start w:w="95" w:type="dxa"/>
+              <w:bottom w:w="60" w:type="dxa"/>
+              <w:end w:w="95" w:type="dxa"/>
+            </w:tcMar>
+            <w:vAlign w:val="center"/>
+          </w:tcPr>
+          <w:p>
+            <w:r>
+              <w:rPr>
+                <w:color w:val="000000"/>
+              </w:rPr>
+              <w:t>No Groq explanation</w:t>
+            </w:r>
+          </w:p>
+        </w:tc>
+        <w:tc>
+          <w:tcPr>
+            <w:tcW w:type="dxa" w:w="3744"/>
+            <w:tcMar>
+              <w:top w:w="60" w:type="dxa"/>
+              <w:start w:w="95" w:type="dxa"/>
+              <w:bottom w:w="60" w:type="dxa"/>
+              <w:end w:w="95" w:type="dxa"/>
+            </w:tcMar>
+            <w:vAlign w:val="center"/>
+          </w:tcPr>
+          <w:p>
+            <w:r>
+              <w:rPr>
+                <w:color w:val="000000"/>
+              </w:rPr>
+              <w:t>Separates ranking quality from language polish</w:t>
+            </w:r>
+          </w:p>
+        </w:tc>
+        <w:tc>
+          <w:tcPr>
+            <w:tcW w:type="dxa" w:w="3384"/>
+            <w:tcMar>
+              <w:top w:w="60" w:type="dxa"/>
+              <w:start w:w="95" w:type="dxa"/>
+              <w:bottom w:w="60" w:type="dxa"/>
+              <w:end w:w="95" w:type="dxa"/>
+            </w:tcMar>
+            <w:vAlign w:val="center"/>
+          </w:tcPr>
+          <w:p>
+            <w:r>
+              <w:rPr>
+                <w:color w:val="000000"/>
+              </w:rPr>
+              <w:t>Same ranking remains available</w:t>
+            </w:r>
+          </w:p>
+        </w:tc>
+      </w:tr>
+    </w:tbl>
+    <w:p>
+      <w:r>
+        <w:rPr>
+          <w:color w:val="000000"/>
+        </w:rPr>
+        <w:br w:type="page"/>
       </w:r>
     </w:p>
     <w:p>
       <w:pPr>
-        <w:pStyle w:val="Heading2"/>
+        <w:pStyle w:val="Heading1"/>
       </w:pPr>
       <w:r>
         <w:rPr>
           <w:color w:val="000000"/>
         </w:rPr>
-        <w:t>Conclusion</w:t>
+        <w:t>5. Results and Evaluation</w:t>
+      </w:r>
+    </w:p>
+    <w:p>
+      <w:pPr>
+        <w:spacing w:after="20"/>
+        <w:jc w:val="center"/>
+      </w:pPr>
+      <w:r>
+        <w:rPr>
+          <w:color w:val="000000"/>
+        </w:rPr>
+        <w:drawing>
+          <wp:inline xmlns:a="http://schemas.openxmlformats.org/drawingml/2006/main" xmlns:pic="http://schemas.openxmlformats.org/drawingml/2006/picture">
+            <wp:extent cx="5440680" cy="2720340"/>
+            <wp:docPr id="3" name="Picture 3"/>
+            <wp:cNvGraphicFramePr>
+              <a:graphicFrameLocks noChangeAspect="1"/>
+            </wp:cNvGraphicFramePr>
+            <a:graphic>
+              <a:graphicData uri="http://schemas.openxmlformats.org/drawingml/2006/picture">
+                <pic:pic>
+                  <pic:nvPicPr>
+                    <pic:cNvPr id="0" name="ablation_results.png"/>
+                    <pic:cNvPicPr/>
+                  </pic:nvPicPr>
+                  <pic:blipFill>
+                    <a:blip r:embed="rId13"/>
+                    <a:stretch>
+                      <a:fillRect/>
+                    </a:stretch>
+                  </pic:blipFill>
+                  <pic:spPr>
+                    <a:xfrm>
+                      <a:off x="0" y="0"/>
+                      <a:ext cx="5440680" cy="2720340"/>
+                    </a:xfrm>
+                    <a:prstGeom prst="rect"/>
+                  </pic:spPr>
+                </pic:pic>
+              </a:graphicData>
+            </a:graphic>
+          </wp:inline>
+        </w:drawing>
+      </w:r>
+    </w:p>
+    <w:p>
+      <w:pPr>
+        <w:jc w:val="center"/>
+      </w:pPr>
+      <w:r>
+        <w:rPr>
+          <w:color w:val="000000"/>
+          <w:sz w:val="16"/>
+        </w:rPr>
+        <w:t>Figure 2. Personalization improves over the popularity baseline on the checked-in subset.</w:t>
+      </w:r>
+    </w:p>
+    <w:tbl>
+      <w:tblPr>
+        <w:tblStyle w:val="TableGrid"/>
+        <w:tblW w:type="auto" w:w="0"/>
+        <w:jc w:val="left"/>
+        <w:tblLook w:firstColumn="1" w:firstRow="1" w:lastColumn="0" w:lastRow="0" w:noHBand="0" w:noVBand="1" w:val="04A0"/>
+      </w:tblPr>
+      <w:tblGrid>
+        <w:gridCol w:w="2541"/>
+        <w:gridCol w:w="2541"/>
+        <w:gridCol w:w="2541"/>
+        <w:gridCol w:w="2541"/>
+      </w:tblGrid>
+      <w:tr>
+        <w:tc>
+          <w:tcPr>
+            <w:tcW w:type="dxa" w:w="1800"/>
+            <w:shd w:fill="E6E6E6"/>
+            <w:tcMar>
+              <w:top w:w="60" w:type="dxa"/>
+              <w:start w:w="95" w:type="dxa"/>
+              <w:bottom w:w="60" w:type="dxa"/>
+              <w:end w:w="95" w:type="dxa"/>
+            </w:tcMar>
+            <w:vAlign w:val="center"/>
+          </w:tcPr>
+          <w:p>
+            <w:r>
+              <w:rPr>
+                <w:b/>
+                <w:color w:val="000000"/>
+              </w:rPr>
+              <w:t>Metric</w:t>
+            </w:r>
+          </w:p>
+        </w:tc>
+        <w:tc>
+          <w:tcPr>
+            <w:tcW w:type="dxa" w:w="1800"/>
+            <w:shd w:fill="E6E6E6"/>
+            <w:tcMar>
+              <w:top w:w="60" w:type="dxa"/>
+              <w:start w:w="95" w:type="dxa"/>
+              <w:bottom w:w="60" w:type="dxa"/>
+              <w:end w:w="95" w:type="dxa"/>
+            </w:tcMar>
+            <w:vAlign w:val="center"/>
+          </w:tcPr>
+          <w:p>
+            <w:r>
+              <w:rPr>
+                <w:b/>
+                <w:color w:val="000000"/>
+              </w:rPr>
+              <w:t>Team Ace</w:t>
+            </w:r>
+          </w:p>
+        </w:tc>
+        <w:tc>
+          <w:tcPr>
+            <w:tcW w:type="dxa" w:w="1800"/>
+            <w:shd w:fill="E6E6E6"/>
+            <w:tcMar>
+              <w:top w:w="60" w:type="dxa"/>
+              <w:start w:w="95" w:type="dxa"/>
+              <w:bottom w:w="60" w:type="dxa"/>
+              <w:end w:w="95" w:type="dxa"/>
+            </w:tcMar>
+            <w:vAlign w:val="center"/>
+          </w:tcPr>
+          <w:p>
+            <w:r>
+              <w:rPr>
+                <w:b/>
+                <w:color w:val="000000"/>
+              </w:rPr>
+              <w:t>Baseline</w:t>
+            </w:r>
+          </w:p>
+        </w:tc>
+        <w:tc>
+          <w:tcPr>
+            <w:tcW w:type="dxa" w:w="3960"/>
+            <w:shd w:fill="E6E6E6"/>
+            <w:tcMar>
+              <w:top w:w="60" w:type="dxa"/>
+              <w:start w:w="95" w:type="dxa"/>
+              <w:bottom w:w="60" w:type="dxa"/>
+              <w:end w:w="95" w:type="dxa"/>
+            </w:tcMar>
+            <w:vAlign w:val="center"/>
+          </w:tcPr>
+          <w:p>
+            <w:r>
+              <w:rPr>
+                <w:b/>
+                <w:color w:val="000000"/>
+              </w:rPr>
+              <w:t>Interpretation</w:t>
+            </w:r>
+          </w:p>
+        </w:tc>
+      </w:tr>
+      <w:tr>
+        <w:tc>
+          <w:tcPr>
+            <w:tcW w:type="dxa" w:w="1800"/>
+            <w:tcMar>
+              <w:top w:w="60" w:type="dxa"/>
+              <w:start w:w="95" w:type="dxa"/>
+              <w:bottom w:w="60" w:type="dxa"/>
+              <w:end w:w="95" w:type="dxa"/>
+            </w:tcMar>
+            <w:vAlign w:val="center"/>
+          </w:tcPr>
+          <w:p>
+            <w:r>
+              <w:rPr>
+                <w:color w:val="000000"/>
+              </w:rPr>
+              <w:t>NDCG@10</w:t>
+            </w:r>
+          </w:p>
+        </w:tc>
+        <w:tc>
+          <w:tcPr>
+            <w:tcW w:type="dxa" w:w="1800"/>
+            <w:tcMar>
+              <w:top w:w="60" w:type="dxa"/>
+              <w:start w:w="95" w:type="dxa"/>
+              <w:bottom w:w="60" w:type="dxa"/>
+              <w:end w:w="95" w:type="dxa"/>
+            </w:tcMar>
+            <w:vAlign w:val="center"/>
+          </w:tcPr>
+          <w:p>
+            <w:r>
+              <w:rPr>
+                <w:color w:val="000000"/>
+              </w:rPr>
+              <w:t>0.0481</w:t>
+            </w:r>
+          </w:p>
+        </w:tc>
+        <w:tc>
+          <w:tcPr>
+            <w:tcW w:type="dxa" w:w="1800"/>
+            <w:tcMar>
+              <w:top w:w="60" w:type="dxa"/>
+              <w:start w:w="95" w:type="dxa"/>
+              <w:bottom w:w="60" w:type="dxa"/>
+              <w:end w:w="95" w:type="dxa"/>
+            </w:tcMar>
+            <w:vAlign w:val="center"/>
+          </w:tcPr>
+          <w:p>
+            <w:r>
+              <w:rPr>
+                <w:color w:val="000000"/>
+              </w:rPr>
+              <w:t>0.0194</w:t>
+            </w:r>
+          </w:p>
+        </w:tc>
+        <w:tc>
+          <w:tcPr>
+            <w:tcW w:type="dxa" w:w="3960"/>
+            <w:tcMar>
+              <w:top w:w="60" w:type="dxa"/>
+              <w:start w:w="95" w:type="dxa"/>
+              <w:bottom w:w="60" w:type="dxa"/>
+              <w:end w:w="95" w:type="dxa"/>
+            </w:tcMar>
+            <w:vAlign w:val="center"/>
+          </w:tcPr>
+          <w:p>
+            <w:r>
+              <w:rPr>
+                <w:color w:val="000000"/>
+              </w:rPr>
+              <w:t>Personalized ranking places held-out choices higher.</w:t>
+            </w:r>
+          </w:p>
+        </w:tc>
+      </w:tr>
+      <w:tr>
+        <w:tc>
+          <w:tcPr>
+            <w:tcW w:type="dxa" w:w="1800"/>
+            <w:tcMar>
+              <w:top w:w="60" w:type="dxa"/>
+              <w:start w:w="95" w:type="dxa"/>
+              <w:bottom w:w="60" w:type="dxa"/>
+              <w:end w:w="95" w:type="dxa"/>
+            </w:tcMar>
+            <w:vAlign w:val="center"/>
+          </w:tcPr>
+          <w:p>
+            <w:r>
+              <w:rPr>
+                <w:color w:val="000000"/>
+              </w:rPr>
+              <w:t>Hit Rate@10</w:t>
+            </w:r>
+          </w:p>
+        </w:tc>
+        <w:tc>
+          <w:tcPr>
+            <w:tcW w:type="dxa" w:w="1800"/>
+            <w:tcMar>
+              <w:top w:w="60" w:type="dxa"/>
+              <w:start w:w="95" w:type="dxa"/>
+              <w:bottom w:w="60" w:type="dxa"/>
+              <w:end w:w="95" w:type="dxa"/>
+            </w:tcMar>
+            <w:vAlign w:val="center"/>
+          </w:tcPr>
+          <w:p>
+            <w:r>
+              <w:rPr>
+                <w:color w:val="000000"/>
+              </w:rPr>
+              <w:t>0.1163</w:t>
+            </w:r>
+          </w:p>
+        </w:tc>
+        <w:tc>
+          <w:tcPr>
+            <w:tcW w:type="dxa" w:w="1800"/>
+            <w:tcMar>
+              <w:top w:w="60" w:type="dxa"/>
+              <w:start w:w="95" w:type="dxa"/>
+              <w:bottom w:w="60" w:type="dxa"/>
+              <w:end w:w="95" w:type="dxa"/>
+            </w:tcMar>
+            <w:vAlign w:val="center"/>
+          </w:tcPr>
+          <w:p>
+            <w:r>
+              <w:rPr>
+                <w:color w:val="000000"/>
+              </w:rPr>
+              <w:t>0.0349</w:t>
+            </w:r>
+          </w:p>
+        </w:tc>
+        <w:tc>
+          <w:tcPr>
+            <w:tcW w:type="dxa" w:w="3960"/>
+            <w:tcMar>
+              <w:top w:w="60" w:type="dxa"/>
+              <w:start w:w="95" w:type="dxa"/>
+              <w:bottom w:w="60" w:type="dxa"/>
+              <w:end w:w="95" w:type="dxa"/>
+            </w:tcMar>
+            <w:vAlign w:val="center"/>
+          </w:tcPr>
+          <w:p>
+            <w:r>
+              <w:rPr>
+                <w:color w:val="000000"/>
+              </w:rPr>
+              <w:t>More held-out items appear in the top 10.</w:t>
+            </w:r>
+          </w:p>
+        </w:tc>
+      </w:tr>
+      <w:tr>
+        <w:tc>
+          <w:tcPr>
+            <w:tcW w:type="dxa" w:w="1800"/>
+            <w:tcMar>
+              <w:top w:w="60" w:type="dxa"/>
+              <w:start w:w="95" w:type="dxa"/>
+              <w:bottom w:w="60" w:type="dxa"/>
+              <w:end w:w="95" w:type="dxa"/>
+            </w:tcMar>
+            <w:vAlign w:val="center"/>
+          </w:tcPr>
+          <w:p>
+            <w:r>
+              <w:rPr>
+                <w:color w:val="000000"/>
+              </w:rPr>
+              <w:t>Explanation fallback</w:t>
+            </w:r>
+          </w:p>
+        </w:tc>
+        <w:tc>
+          <w:tcPr>
+            <w:tcW w:type="dxa" w:w="1800"/>
+            <w:tcMar>
+              <w:top w:w="60" w:type="dxa"/>
+              <w:start w:w="95" w:type="dxa"/>
+              <w:bottom w:w="60" w:type="dxa"/>
+              <w:end w:w="95" w:type="dxa"/>
+            </w:tcMar>
+            <w:vAlign w:val="center"/>
+          </w:tcPr>
+          <w:p>
+            <w:r>
+              <w:rPr>
+                <w:color w:val="000000"/>
+              </w:rPr>
+              <w:t>Supported</w:t>
+            </w:r>
+          </w:p>
+        </w:tc>
+        <w:tc>
+          <w:tcPr>
+            <w:tcW w:type="dxa" w:w="1800"/>
+            <w:tcMar>
+              <w:top w:w="60" w:type="dxa"/>
+              <w:start w:w="95" w:type="dxa"/>
+              <w:bottom w:w="60" w:type="dxa"/>
+              <w:end w:w="95" w:type="dxa"/>
+            </w:tcMar>
+            <w:vAlign w:val="center"/>
+          </w:tcPr>
+          <w:p>
+            <w:r>
+              <w:rPr>
+                <w:color w:val="000000"/>
+              </w:rPr>
+              <w:t>Often absent</w:t>
+            </w:r>
+          </w:p>
+        </w:tc>
+        <w:tc>
+          <w:tcPr>
+            <w:tcW w:type="dxa" w:w="3960"/>
+            <w:tcMar>
+              <w:top w:w="60" w:type="dxa"/>
+              <w:start w:w="95" w:type="dxa"/>
+              <w:bottom w:w="60" w:type="dxa"/>
+              <w:end w:w="95" w:type="dxa"/>
+            </w:tcMar>
+            <w:vAlign w:val="center"/>
+          </w:tcPr>
+          <w:p>
+            <w:r>
+              <w:rPr>
+                <w:color w:val="000000"/>
+              </w:rPr>
+              <w:t>The ranked list is available without paid keys.</w:t>
+            </w:r>
+          </w:p>
+        </w:tc>
+      </w:tr>
+    </w:tbl>
+    <w:p>
+      <w:r>
+        <w:rPr>
+          <w:color w:val="000000"/>
+        </w:rPr>
+        <w:t>The absolute ranking scores are modest because the committed subset is small and sparse. The important signal is the ablation direction: the local personalized ranker improves on a popularity-only baseline while keeping the ordering inspectable.</w:t>
+      </w:r>
+    </w:p>
+    <w:p>
+      <w:pPr>
+        <w:pStyle w:val="Heading1"/>
+      </w:pPr>
+      <w:r>
+        <w:rPr>
+          <w:color w:val="000000"/>
+        </w:rPr>
+        <w:t>6. Nigerian Contextualization</w:t>
+      </w:r>
+    </w:p>
+    <w:tbl>
+      <w:tblPr>
+        <w:tblStyle w:val="TableGrid"/>
+        <w:tblW w:type="auto" w:w="0"/>
+        <w:jc w:val="left"/>
+        <w:tblLook w:firstColumn="1" w:firstRow="1" w:lastColumn="0" w:lastRow="0" w:noHBand="0" w:noVBand="1" w:val="04A0"/>
+      </w:tblPr>
+      <w:tblGrid>
+        <w:gridCol w:w="3389"/>
+        <w:gridCol w:w="3389"/>
+        <w:gridCol w:w="3389"/>
+      </w:tblGrid>
+      <w:tr>
+        <w:tc>
+          <w:tcPr>
+            <w:tcW w:type="dxa" w:w="2232"/>
+            <w:shd w:fill="E6E6E6"/>
+            <w:tcMar>
+              <w:top w:w="60" w:type="dxa"/>
+              <w:start w:w="95" w:type="dxa"/>
+              <w:bottom w:w="60" w:type="dxa"/>
+              <w:end w:w="95" w:type="dxa"/>
+            </w:tcMar>
+            <w:vAlign w:val="center"/>
+          </w:tcPr>
+          <w:p>
+            <w:r>
+              <w:rPr>
+                <w:b/>
+                <w:color w:val="000000"/>
+              </w:rPr>
+              <w:t>Persona</w:t>
+            </w:r>
+          </w:p>
+        </w:tc>
+        <w:tc>
+          <w:tcPr>
+            <w:tcW w:type="dxa" w:w="3168"/>
+            <w:shd w:fill="E6E6E6"/>
+            <w:tcMar>
+              <w:top w:w="60" w:type="dxa"/>
+              <w:start w:w="95" w:type="dxa"/>
+              <w:bottom w:w="60" w:type="dxa"/>
+              <w:end w:w="95" w:type="dxa"/>
+            </w:tcMar>
+            <w:vAlign w:val="center"/>
+          </w:tcPr>
+          <w:p>
+            <w:r>
+              <w:rPr>
+                <w:b/>
+                <w:color w:val="000000"/>
+              </w:rPr>
+              <w:t>Need Context</w:t>
+            </w:r>
+          </w:p>
+        </w:tc>
+        <w:tc>
+          <w:tcPr>
+            <w:tcW w:type="dxa" w:w="3960"/>
+            <w:shd w:fill="E6E6E6"/>
+            <w:tcMar>
+              <w:top w:w="60" w:type="dxa"/>
+              <w:start w:w="95" w:type="dxa"/>
+              <w:bottom w:w="60" w:type="dxa"/>
+              <w:end w:w="95" w:type="dxa"/>
+            </w:tcMar>
+            <w:vAlign w:val="center"/>
+          </w:tcPr>
+          <w:p>
+            <w:r>
+              <w:rPr>
+                <w:b/>
+                <w:color w:val="000000"/>
+              </w:rPr>
+              <w:t>Recommendation Effect</w:t>
+            </w:r>
+          </w:p>
+        </w:tc>
+      </w:tr>
+      <w:tr>
+        <w:tc>
+          <w:tcPr>
+            <w:tcW w:type="dxa" w:w="2232"/>
+            <w:tcMar>
+              <w:top w:w="60" w:type="dxa"/>
+              <w:start w:w="95" w:type="dxa"/>
+              <w:bottom w:w="60" w:type="dxa"/>
+              <w:end w:w="95" w:type="dxa"/>
+            </w:tcMar>
+            <w:vAlign w:val="center"/>
+          </w:tcPr>
+          <w:p>
+            <w:r>
+              <w:rPr>
+                <w:color w:val="000000"/>
+              </w:rPr>
+              <w:t>Lagos student</w:t>
+            </w:r>
+          </w:p>
+        </w:tc>
+        <w:tc>
+          <w:tcPr>
+            <w:tcW w:type="dxa" w:w="3168"/>
+            <w:tcMar>
+              <w:top w:w="60" w:type="dxa"/>
+              <w:start w:w="95" w:type="dxa"/>
+              <w:bottom w:w="60" w:type="dxa"/>
+              <w:end w:w="95" w:type="dxa"/>
+            </w:tcMar>
+            <w:vAlign w:val="center"/>
+          </w:tcPr>
+          <w:p>
+            <w:r>
+              <w:rPr>
+                <w:color w:val="000000"/>
+              </w:rPr>
+              <w:t>Busy school week and low budget</w:t>
+            </w:r>
+          </w:p>
+        </w:tc>
+        <w:tc>
+          <w:tcPr>
+            <w:tcW w:type="dxa" w:w="3960"/>
+            <w:tcMar>
+              <w:top w:w="60" w:type="dxa"/>
+              <w:start w:w="95" w:type="dxa"/>
+              <w:bottom w:w="60" w:type="dxa"/>
+              <w:end w:w="95" w:type="dxa"/>
+            </w:tcMar>
+            <w:vAlign w:val="center"/>
+          </w:tcPr>
+          <w:p>
+            <w:r>
+              <w:rPr>
+                <w:color w:val="000000"/>
+              </w:rPr>
+              <w:t>Affordable quick meals, multiplayer games, and local entertainment</w:t>
+            </w:r>
+          </w:p>
+        </w:tc>
+      </w:tr>
+      <w:tr>
+        <w:tc>
+          <w:tcPr>
+            <w:tcW w:type="dxa" w:w="2232"/>
+            <w:tcMar>
+              <w:top w:w="60" w:type="dxa"/>
+              <w:start w:w="95" w:type="dxa"/>
+              <w:bottom w:w="60" w:type="dxa"/>
+              <w:end w:w="95" w:type="dxa"/>
+            </w:tcMar>
+            <w:vAlign w:val="center"/>
+          </w:tcPr>
+          <w:p>
+            <w:r>
+              <w:rPr>
+                <w:color w:val="000000"/>
+              </w:rPr>
+              <w:t>Abuja professional</w:t>
+            </w:r>
+          </w:p>
+        </w:tc>
+        <w:tc>
+          <w:tcPr>
+            <w:tcW w:type="dxa" w:w="3168"/>
+            <w:tcMar>
+              <w:top w:w="60" w:type="dxa"/>
+              <w:start w:w="95" w:type="dxa"/>
+              <w:bottom w:w="60" w:type="dxa"/>
+              <w:end w:w="95" w:type="dxa"/>
+            </w:tcMar>
+            <w:vAlign w:val="center"/>
+          </w:tcPr>
+          <w:p>
+            <w:r>
+              <w:rPr>
+                <w:color w:val="000000"/>
+              </w:rPr>
+              <w:t>Weekday work routine and relaxed evenings</w:t>
+            </w:r>
+          </w:p>
+        </w:tc>
+        <w:tc>
+          <w:tcPr>
+            <w:tcW w:type="dxa" w:w="3960"/>
+            <w:tcMar>
+              <w:top w:w="60" w:type="dxa"/>
+              <w:start w:w="95" w:type="dxa"/>
+              <w:bottom w:w="60" w:type="dxa"/>
+              <w:end w:w="95" w:type="dxa"/>
+            </w:tcMar>
+            <w:vAlign w:val="center"/>
+          </w:tcPr>
+          <w:p>
+            <w:r>
+              <w:rPr>
+                <w:color w:val="000000"/>
+              </w:rPr>
+              <w:t>Dependable coffee, polished media, practical skincare</w:t>
+            </w:r>
+          </w:p>
+        </w:tc>
+      </w:tr>
+      <w:tr>
+        <w:tc>
+          <w:tcPr>
+            <w:tcW w:type="dxa" w:w="2232"/>
+            <w:tcMar>
+              <w:top w:w="60" w:type="dxa"/>
+              <w:start w:w="95" w:type="dxa"/>
+              <w:bottom w:w="60" w:type="dxa"/>
+              <w:end w:w="95" w:type="dxa"/>
+            </w:tcMar>
+            <w:vAlign w:val="center"/>
+          </w:tcPr>
+          <w:p>
+            <w:r>
+              <w:rPr>
+                <w:color w:val="000000"/>
+              </w:rPr>
+              <w:t>Port Harcourt family shopper</w:t>
+            </w:r>
+          </w:p>
+        </w:tc>
+        <w:tc>
+          <w:tcPr>
+            <w:tcW w:type="dxa" w:w="3168"/>
+            <w:tcMar>
+              <w:top w:w="60" w:type="dxa"/>
+              <w:start w:w="95" w:type="dxa"/>
+              <w:bottom w:w="60" w:type="dxa"/>
+              <w:end w:w="95" w:type="dxa"/>
+            </w:tcMar>
+            <w:vAlign w:val="center"/>
+          </w:tcPr>
+          <w:p>
+            <w:r>
+              <w:rPr>
+                <w:color w:val="000000"/>
+              </w:rPr>
+              <w:t>Home use, children, visitors</w:t>
+            </w:r>
+          </w:p>
+        </w:tc>
+        <w:tc>
+          <w:tcPr>
+            <w:tcW w:type="dxa" w:w="3960"/>
+            <w:tcMar>
+              <w:top w:w="60" w:type="dxa"/>
+              <w:start w:w="95" w:type="dxa"/>
+              <w:bottom w:w="60" w:type="dxa"/>
+              <w:end w:w="95" w:type="dxa"/>
+            </w:tcMar>
+            <w:vAlign w:val="center"/>
+          </w:tcPr>
+          <w:p>
+            <w:r>
+              <w:rPr>
+                <w:color w:val="000000"/>
+              </w:rPr>
+              <w:t>Family-safe media, guest-friendly drinks, gentle beauty products</w:t>
+            </w:r>
+          </w:p>
+        </w:tc>
+      </w:tr>
+    </w:tbl>
+    <w:p>
+      <w:r>
+        <w:rPr>
+          <w:color w:val="000000"/>
+        </w:rPr>
+        <w:t>The Nigerian layer is not decoration. It changes recommendation reasons around affordability, shared use, family setting, weather, work routines, and language preference.</w:t>
+      </w:r>
+    </w:p>
+    <w:p>
+      <w:pPr>
+        <w:pStyle w:val="Heading1"/>
+      </w:pPr>
+      <w:r>
+        <w:rPr>
+          <w:color w:val="000000"/>
+        </w:rPr>
+        <w:t>7. Demo, Reproducibility, and Next Steps</w:t>
+      </w:r>
+    </w:p>
+    <w:p>
+      <w:pPr>
+        <w:pStyle w:val="ListBullet"/>
+        <w:spacing w:after="40"/>
+      </w:pPr>
+      <w:r>
+        <w:rPr>
+          <w:color w:val="000000"/>
+        </w:rPr>
+        <w:t>Standalone deployment: python -m uvicorn app.task_b_main:app --host 0.0.0.0 --port $PORT.</w:t>
+      </w:r>
+    </w:p>
+    <w:p>
+      <w:pPr>
+        <w:pStyle w:val="ListBullet"/>
+        <w:spacing w:after="40"/>
+      </w:pPr>
+      <w:r>
+        <w:rPr>
+          <w:color w:val="000000"/>
+        </w:rPr>
+        <w:t>Local endpoint: POST /api/v1/recommend.</w:t>
+      </w:r>
+    </w:p>
+    <w:p>
+      <w:pPr>
+        <w:pStyle w:val="ListBullet"/>
+        <w:spacing w:after="40"/>
+      </w:pPr>
+      <w:r>
+        <w:rPr>
+          <w:color w:val="000000"/>
+        </w:rPr>
+        <w:t>Task B UI opens directly at the service root.</w:t>
+      </w:r>
+    </w:p>
+    <w:p>
+      <w:pPr>
+        <w:pStyle w:val="ListBullet"/>
+        <w:spacing w:after="40"/>
+      </w:pPr>
+      <w:r>
+        <w:rPr>
+          <w:color w:val="000000"/>
+        </w:rPr>
+        <w:t>Docker Compose exposes Task B on port 8002.</w:t>
+      </w:r>
+    </w:p>
+    <w:p>
+      <w:pPr>
+        <w:pStyle w:val="ListBullet"/>
+        <w:spacing w:after="40"/>
+      </w:pPr>
+      <w:r>
+        <w:rPr>
+          <w:color w:val="000000"/>
+        </w:rPr>
+        <w:t>Tests verify the split app serves Task B without exposing the Task A endpoint.</w:t>
       </w:r>
     </w:p>
     <w:p>
@@ -1079,15 +3009,35 @@
         <w:rPr>
           <w:color w:val="000000"/>
         </w:rPr>
-        <w:t>Task B demonstrates a recommendation agent that reasons before it speaks. The result is a ranked list that is contextual, auditable, culturally aware, and deployable as its own service.</w:t>
+        <w:t>Future work would add denser metadata, embedding candidate retrieval, larger four-domain evaluation, multi-turn conversational memory, and Nigerian marketplace data.</w:t>
+      </w:r>
+    </w:p>
+    <w:p>
+      <w:pPr>
+        <w:pStyle w:val="Heading1"/>
+      </w:pPr>
+      <w:r>
+        <w:rPr>
+          <w:color w:val="000000"/>
+        </w:rPr>
+        <w:t>Team and Conclusion</w:t>
+      </w:r>
+    </w:p>
+    <w:p>
+      <w:r>
+        <w:rPr>
+          <w:color w:val="000000"/>
+        </w:rPr>
+        <w:t>Team Ace demonstrates a recommender that reasons before it speaks. Task B is contextual, cross-domain, reproducible, and ready to be deployed as its own service.</w:t>
       </w:r>
     </w:p>
     <w:sectPr>
       <w:headerReference w:type="default" r:id="rId9"/>
       <w:footerReference w:type="default" r:id="rId10"/>
       <w:pgSz w:w="12240" w:h="15840"/>
-      <w:pgMar w:top="1008" w:right="1080" w:bottom="1008" w:left="1080" w:header="720" w:footer="720" w:gutter="0"/>
+      <w:pgMar w:top="893" w:right="1037" w:bottom="893" w:left="1037" w:header="720" w:footer="720" w:gutter="0"/>
       <w:cols w:space="720"/>
+      <w:titlePg/>
       <w:docGrid w:linePitch="360"/>
     </w:sectPr>
   </w:body>
@@ -1494,13 +3444,13 @@
     <w:qFormat/>
     <w:rsid w:val="00FC693F"/>
     <w:pPr>
-      <w:spacing w:after="60" w:line="240" w:lineRule="auto"/>
+      <w:spacing w:after="50" w:line="240" w:lineRule="auto"/>
     </w:pPr>
     <w:rPr>
       <w:rFonts w:ascii="Arial" w:hAnsi="Arial"/>
       <w:b w:val="0"/>
       <w:color w:val="000000"/>
-      <w:sz w:val="19"/>
+      <w:sz w:val="18"/>
     </w:rPr>
   </w:style>
   <w:style w:type="paragraph" w:styleId="Header">
@@ -1558,7 +3508,7 @@
     <w:pPr>
       <w:keepNext/>
       <w:keepLines/>
-      <w:spacing w:before="480" w:after="60" w:line="240" w:lineRule="auto"/>
+      <w:spacing w:before="480" w:after="50" w:line="240" w:lineRule="auto"/>
       <w:outlineLvl w:val="0"/>
     </w:pPr>
     <w:rPr>
@@ -1566,7 +3516,7 @@
       <w:b/>
       <w:bCs/>
       <w:color w:val="000000"/>
-      <w:sz w:val="28"/>
+      <w:sz w:val="27"/>
       <w:szCs w:val="28"/>
     </w:rPr>
   </w:style>
@@ -1582,7 +3532,7 @@
     <w:pPr>
       <w:keepNext/>
       <w:keepLines/>
-      <w:spacing w:before="200" w:after="60" w:line="240" w:lineRule="auto"/>
+      <w:spacing w:before="200" w:after="50" w:line="240" w:lineRule="auto"/>
       <w:outlineLvl w:val="1"/>
     </w:pPr>
     <w:rPr>
@@ -1590,7 +3540,7 @@
       <w:b/>
       <w:bCs/>
       <w:color w:val="000000"/>
-      <w:sz w:val="24"/>
+      <w:sz w:val="23"/>
       <w:szCs w:val="26"/>
     </w:rPr>
   </w:style>
@@ -1606,14 +3556,15 @@
     <w:pPr>
       <w:keepNext/>
       <w:keepLines/>
-      <w:spacing w:before="200" w:after="0"/>
+      <w:spacing w:before="200" w:after="50" w:line="240" w:lineRule="auto"/>
       <w:outlineLvl w:val="2"/>
     </w:pPr>
     <w:rPr>
-      <w:rFonts w:asciiTheme="majorHAnsi" w:eastAsiaTheme="majorEastAsia" w:hAnsiTheme="majorHAnsi" w:cstheme="majorBidi"/>
+      <w:rFonts w:asciiTheme="majorHAnsi" w:eastAsiaTheme="majorEastAsia" w:hAnsiTheme="majorHAnsi" w:cstheme="majorBidi" w:ascii="Arial" w:hAnsi="Arial"/>
       <w:b/>
       <w:bCs/>
-      <w:color w:val="4F81BD" w:themeColor="accent1"/>
+      <w:color w:val="000000"/>
+      <w:sz w:val="20"/>
     </w:rPr>
   </w:style>
   <w:style w:type="paragraph" w:styleId="Heading4">
@@ -1847,7 +3798,7 @@
       <w:pBdr>
         <w:bottom w:val="single" w:sz="8" w:space="4" w:color="4F81BD" w:themeColor="accent1"/>
       </w:pBdr>
-      <w:spacing w:after="60" w:line="240" w:lineRule="auto"/>
+      <w:spacing w:after="50" w:line="240" w:lineRule="auto"/>
       <w:contextualSpacing/>
     </w:pPr>
     <w:rPr>
@@ -1856,7 +3807,7 @@
       <w:color w:val="000000"/>
       <w:spacing w:val="5"/>
       <w:kern w:val="28"/>
-      <w:sz w:val="42"/>
+      <w:sz w:val="44"/>
       <w:szCs w:val="52"/>
     </w:rPr>
   </w:style>
@@ -1887,7 +3838,7 @@
       <w:numPr>
         <w:ilvl w:val="1"/>
       </w:numPr>
-      <w:spacing w:after="60" w:line="240" w:lineRule="auto"/>
+      <w:spacing w:after="50" w:line="240" w:lineRule="auto"/>
     </w:pPr>
     <w:rPr>
       <w:rFonts w:asciiTheme="majorHAnsi" w:eastAsiaTheme="majorEastAsia" w:hAnsiTheme="majorHAnsi" w:cstheme="majorBidi" w:ascii="Arial" w:hAnsi="Arial"/>
@@ -1896,7 +3847,7 @@
       <w:iCs/>
       <w:color w:val="000000"/>
       <w:spacing w:val="15"/>
-      <w:sz w:val="22"/>
+      <w:sz w:val="21"/>
       <w:szCs w:val="24"/>
     </w:rPr>
   </w:style>

--- a/docs/Task_B_Recommendation_Team_Ace.docx
+++ b/docs/Task_B_Recommendation_Team_Ace.docx
@@ -198,7 +198,7 @@
         <w:rPr>
           <w:color w:val="000000"/>
         </w:rPr>
-        <w:t>The system is designed for the hard cases in the rubric: cold-start, cross-domain, contextual relevance, and conversational explanation. Groq improves the natural-language summary after the ranked list is already produced. Yarn Mode can then localize the explanation for Nigerian Pidgin or Nigerian-flavoured English voice output.</w:t>
+        <w:t>The system is designed for the hard cases in the rubric: cold-start, cross-domain, contextual relevance, and conversational explanation. Groq re-ranks the locally shortlisted candidate set with reasoning when configured; deterministic fallback preserves the same API when no key is available. Yarn Mode can then localize the explanation for Nigerian Pidgin or Nigerian-flavoured English voice output.</w:t>
       </w:r>
     </w:p>
     <w:tbl>
@@ -728,7 +728,7 @@
               <w:rPr>
                 <w:color w:val="000000"/>
               </w:rPr>
-              <w:t>Local scoring before explanation</w:t>
+              <w:t>Local shortlist plus LLM-assisted re-ranking</w:t>
             </w:r>
           </w:p>
         </w:tc>
@@ -748,7 +748,7 @@
               <w:rPr>
                 <w:color w:val="000000"/>
               </w:rPr>
-              <w:t>Auditable recommendation order</w:t>
+              <w:t>Auditable recommendation order with reasoning</w:t>
             </w:r>
           </w:p>
         </w:tc>
@@ -974,7 +974,7 @@
               <w:rPr>
                 <w:color w:val="000000"/>
               </w:rPr>
-              <w:t>Groq explains validated ranked list</w:t>
+              <w:t>Decision trace plus natural-language explanation</w:t>
             </w:r>
           </w:p>
         </w:tc>
@@ -1131,7 +1131,7 @@
         <w:rPr>
           <w:color w:val="000000"/>
         </w:rPr>
-        <w:t>Apply ranking and diversity logic to produce the top recommendations.</w:t>
+        <w:t>Ask Groq to re-rank the shortlisted candidates with grounded reasoning when configured.</w:t>
       </w:r>
     </w:p>
     <w:p>
@@ -1143,7 +1143,7 @@
         <w:rPr>
           <w:color w:val="000000"/>
         </w:rPr>
-        <w:t>Ask Groq to summarize the already-ranked list; use deterministic fallback when unavailable.</w:t>
+        <w:t>Apply diversity logic to produce the top recommendations and return the decision trace.</w:t>
       </w:r>
     </w:p>
     <w:tbl>
@@ -1324,7 +1324,7 @@
               <w:rPr>
                 <w:color w:val="000000"/>
               </w:rPr>
-              <w:t>Scores items locally and returns deterministic ordering.</w:t>
+              <w:t>Combines local scores with LLM-assisted re-ranking over a shortlisted candidate set.</w:t>
             </w:r>
           </w:p>
         </w:tc>
@@ -1366,7 +1366,7 @@
               <w:rPr>
                 <w:color w:val="000000"/>
               </w:rPr>
-              <w:t>Uses Groq to explain the ranked list without changing it.</w:t>
+              <w:t>Returns the same decision trace used to rank, then explains recommendations in natural language.</w:t>
             </w:r>
           </w:p>
         </w:tc>
@@ -2169,7 +2169,7 @@
               <w:rPr>
                 <w:color w:val="000000"/>
               </w:rPr>
-              <w:t>No Groq explanation</w:t>
+              <w:t>No LLM re-ranking</w:t>
             </w:r>
           </w:p>
         </w:tc>
@@ -2189,7 +2189,7 @@
               <w:rPr>
                 <w:color w:val="000000"/>
               </w:rPr>
-              <w:t>Separates ranking quality from language polish</w:t>
+              <w:t>Separates local shortlist quality from reasoning-assisted reranking</w:t>
             </w:r>
           </w:p>
         </w:tc>
@@ -2209,7 +2209,7 @@
               <w:rPr>
                 <w:color w:val="000000"/>
               </w:rPr>
-              <w:t>Same ranking remains available</w:t>
+              <w:t>Local ranker NDCG@10 0.0481 versus core agent 0.1039</w:t>
             </w:r>
           </w:p>
         </w:tc>
@@ -2429,7 +2429,7 @@
               <w:rPr>
                 <w:color w:val="000000"/>
               </w:rPr>
-              <w:t>0.0481</w:t>
+              <w:t>0.1039</w:t>
             </w:r>
           </w:p>
         </w:tc>
@@ -2469,7 +2469,7 @@
               <w:rPr>
                 <w:color w:val="000000"/>
               </w:rPr>
-              <w:t>Personalized ranking places held-out choices higher.</w:t>
+              <w:t>Core agent reranking places held-out choices higher than popularity.</w:t>
             </w:r>
           </w:p>
         </w:tc>
@@ -2511,7 +2511,7 @@
               <w:rPr>
                 <w:color w:val="000000"/>
               </w:rPr>
-              <w:t>0.1163</w:t>
+              <w:t>0.186</w:t>
             </w:r>
           </w:p>
         </w:tc>
@@ -2930,7 +2930,7 @@
         <w:rPr>
           <w:color w:val="000000"/>
         </w:rPr>
-        <w:t>The Nigerian layer is not decoration. It changes recommendation reasons around affordability, shared use, family setting, weather, work routines, and language preference.</w:t>
+        <w:t>The Nigerian layer is not decoration. It changes recommendation reasons around affordability, shared use, family setting, weather, work routines, and language preference. The current register library contains 50 curated examples and is measured with an automated marker-coverage proxy; a human authenticity rating remains the final optional validation step before live presentation.</w:t>
       </w:r>
     </w:p>
     <w:p>
